--- a/rapports/2026-06-06/EQ35/EQ35_enq1_v2/DR_021204020031/82-45-80-83.docx
+++ b/rapports/2026-06-06/EQ35/EQ35_enq1_v2/DR_021204020031/82-45-80-83.docx
@@ -297,7 +297,7 @@
           <w:color w:val="1F6FEB"/>
           <w:sz w:val="22"/>
         </w:rPr>
-        <w:t>⚠ INCOHÉRENCES À CORRIGER (99)</w:t>
+        <w:t>⚠ INCOHÉRENCES À CORRIGER (94)</w:t>
       </w:r>
     </w:p>
     <w:tbl>
@@ -1385,7 +1385,7 @@
                 <w:i w:val="0"/>
                 <w:sz w:val="17"/>
               </w:rPr>
-              <w:t>Incohérence!!! seulement les écoles privées paient les frais de scolarité (y compris les frais d'inscription).</w:t>
+              <w:t>Incohérent!! Le niveau d'instruction déclaré par l'un des enfants () au niveau de la section 1 de fatoumata binta diallo diffère de celui donné par fatoumata binta diallo lui-même qui affirme ne pas avoir frequenté l'école formelle.</w:t>
             </w:r>
           </w:p>
         </w:tc>
@@ -1444,7 +1444,7 @@
                 <w:color w:val="16A34A"/>
                 <w:sz w:val="16"/>
               </w:rPr>
-              <w:t>s01q32, s01q36, s01q38, s04q37_modif, s02q33, s02q34, s01q00b</w:t>
+              <w:t>—</w:t>
             </w:r>
           </w:p>
         </w:tc>
@@ -1475,7 +1475,7 @@
                 <w:i w:val="0"/>
                 <w:sz w:val="17"/>
               </w:rPr>
-              <w:t>Peu probable!!! Vu l'âge (16 ans) de abdourahim diallo ou l'année à laquelle abdourahim diallo a fréquenté l'école pour la dernière fois (.) le dernier diplome de abdourahim diallo ne peut être le Certificat d'études primaires (CEP), prière de corriger cette incohérence ou confirmer avec le QG.</w:t>
+              <w:t>Incohérent!! Le niveau d'instruction déclaré par l'un des enfants () au niveau de la section 1 de mamadou aliou diallo diffère de celui donné par mamadou aliou diallo lui-même qui affirme ne pas avoir frequenté l'école formelle.</w:t>
             </w:r>
           </w:p>
         </w:tc>
@@ -1714,7 +1714,7 @@
                 <w:color w:val="16A34A"/>
                 <w:sz w:val="16"/>
               </w:rPr>
-              <w:t>—</w:t>
+              <w:t>s01q32, s01q36, s01q38, s04q37_modif, s02q33, s02q34, s01q00b</w:t>
             </w:r>
           </w:p>
         </w:tc>
@@ -1745,7 +1745,7 @@
                 <w:i w:val="0"/>
                 <w:sz w:val="17"/>
               </w:rPr>
-              <w:t>Incohérent!! Le niveau d'instruction déclaré par l'un des enfants () au niveau de la section 1 de fatoumata binta diallo diffère de celui donné par fatoumata binta diallo lui-même qui affirme ne pas avoir frequenté l'école formelle.</w:t>
+              <w:t>Peu probable!!! Vu l'âge (16 ans) de abdourahim diallo ou l'année à laquelle abdourahim diallo a fréquenté l'école pour la dernière fois (.) le dernier diplome de abdourahim diallo ne peut être le Certificat d'études primaires (CEP), prière de corriger cette incohérence ou confirmer avec le QG.</w:t>
             </w:r>
           </w:p>
         </w:tc>
@@ -1778,6 +1778,1266 @@
                 <w:i w:val="0"/>
                 <w:sz w:val="16"/>
               </w:rPr>
+              <w:t>S11</w:t>
+              <w:br/>
+            </w:r>
+            <w:r>
+              <w:rPr>
+                <w:b w:val="0"/>
+                <w:i w:val="0"/>
+                <w:color w:val="64748B"/>
+                <w:sz w:val="14"/>
+              </w:rPr>
+              <w:t>Logement / cadre de vie</w:t>
+            </w:r>
+          </w:p>
+        </w:tc>
+        <w:tc>
+          <w:tcPr>
+            <w:tcW w:type="dxa" w:w="1531"/>
+          </w:tcPr>
+          <w:p>
+            <w:r>
+              <w:rPr>
+                <w:b/>
+                <w:i w:val="0"/>
+                <w:color w:val="16A34A"/>
+                <w:sz w:val="16"/>
+              </w:rPr>
+              <w:t>—</w:t>
+            </w:r>
+          </w:p>
+        </w:tc>
+        <w:tc>
+          <w:tcPr>
+            <w:tcW w:type="dxa" w:w="1191"/>
+          </w:tcPr>
+          <w:p>
+            <w:r>
+              <w:rPr>
+                <w:b w:val="0"/>
+                <w:i w:val="0"/>
+                <w:color w:val="64748B"/>
+                <w:sz w:val="16"/>
+              </w:rPr>
+              <w:t>GT-CQ</w:t>
+            </w:r>
+          </w:p>
+        </w:tc>
+        <w:tc>
+          <w:tcPr>
+            <w:tcW w:type="dxa" w:w="4706"/>
+          </w:tcPr>
+          <w:p>
+            <w:r>
+              <w:rPr>
+                <w:b w:val="0"/>
+                <w:i w:val="0"/>
+                <w:sz w:val="17"/>
+              </w:rPr>
+              <w:t>Incoherence!! Le ménage a depensé .</w:t>
+            </w:r>
+          </w:p>
+        </w:tc>
+      </w:tr>
+      <w:tr>
+        <w:tc>
+          <w:tcPr>
+            <w:tcW w:type="dxa" w:w="964"/>
+          </w:tcPr>
+          <w:p>
+            <w:r>
+              <w:rPr>
+                <w:b/>
+                <w:i w:val="0"/>
+                <w:color w:val="DC2626"/>
+                <w:sz w:val="16"/>
+              </w:rPr>
+              <w:t>Haute</w:t>
+            </w:r>
+          </w:p>
+        </w:tc>
+        <w:tc>
+          <w:tcPr>
+            <w:tcW w:type="dxa" w:w="1247"/>
+          </w:tcPr>
+          <w:p>
+            <w:r>
+              <w:rPr>
+                <w:b/>
+                <w:i w:val="0"/>
+                <w:sz w:val="16"/>
+              </w:rPr>
+              <w:t>S11</w:t>
+              <w:br/>
+            </w:r>
+            <w:r>
+              <w:rPr>
+                <w:b w:val="0"/>
+                <w:i w:val="0"/>
+                <w:color w:val="64748B"/>
+                <w:sz w:val="14"/>
+              </w:rPr>
+              <w:t>Logement / cadre de vie</w:t>
+            </w:r>
+          </w:p>
+        </w:tc>
+        <w:tc>
+          <w:tcPr>
+            <w:tcW w:type="dxa" w:w="1531"/>
+          </w:tcPr>
+          <w:p>
+            <w:r>
+              <w:rPr>
+                <w:b/>
+                <w:i w:val="0"/>
+                <w:color w:val="16A34A"/>
+                <w:sz w:val="16"/>
+              </w:rPr>
+              <w:t>s01q29, s01q31, s04q24, s00q04, s11q21, s09fq03, s09fq011</w:t>
+            </w:r>
+          </w:p>
+        </w:tc>
+        <w:tc>
+          <w:tcPr>
+            <w:tcW w:type="dxa" w:w="1191"/>
+          </w:tcPr>
+          <w:p>
+            <w:r>
+              <w:rPr>
+                <w:b w:val="0"/>
+                <w:i w:val="0"/>
+                <w:color w:val="64748B"/>
+                <w:sz w:val="16"/>
+              </w:rPr>
+              <w:t>GT-CQ</w:t>
+            </w:r>
+          </w:p>
+        </w:tc>
+        <w:tc>
+          <w:tcPr>
+            <w:tcW w:type="dxa" w:w="4706"/>
+          </w:tcPr>
+          <w:p>
+            <w:r>
+              <w:rPr>
+                <w:b w:val="0"/>
+                <w:i w:val="0"/>
+                <w:sz w:val="17"/>
+              </w:rPr>
+              <w:t>FCFA dans Frais de connexion au réseau de distribution d'eau mais dit ne pas être connecté à un réseau d'eau courante, prière de corriger cette incoherence</w:t>
+            </w:r>
+          </w:p>
+        </w:tc>
+      </w:tr>
+      <w:tr>
+        <w:tc>
+          <w:tcPr>
+            <w:tcW w:type="dxa" w:w="964"/>
+          </w:tcPr>
+          <w:p>
+            <w:r>
+              <w:rPr>
+                <w:b/>
+                <w:i w:val="0"/>
+                <w:color w:val="DC2626"/>
+                <w:sz w:val="16"/>
+              </w:rPr>
+              <w:t>Haute</w:t>
+            </w:r>
+          </w:p>
+        </w:tc>
+        <w:tc>
+          <w:tcPr>
+            <w:tcW w:type="dxa" w:w="1247"/>
+          </w:tcPr>
+          <w:p>
+            <w:r>
+              <w:rPr>
+                <w:b/>
+                <w:i w:val="0"/>
+                <w:sz w:val="16"/>
+              </w:rPr>
+              <w:t>S16</w:t>
+              <w:br/>
+            </w:r>
+            <w:r>
+              <w:rPr>
+                <w:b w:val="0"/>
+                <w:i w:val="0"/>
+                <w:color w:val="64748B"/>
+                <w:sz w:val="14"/>
+              </w:rPr>
+              <w:t>Agriculture</w:t>
+            </w:r>
+          </w:p>
+        </w:tc>
+        <w:tc>
+          <w:tcPr>
+            <w:tcW w:type="dxa" w:w="1531"/>
+          </w:tcPr>
+          <w:p>
+            <w:r>
+              <w:rPr>
+                <w:b/>
+                <w:i w:val="0"/>
+                <w:color w:val="16A34A"/>
+                <w:sz w:val="16"/>
+              </w:rPr>
+              <w:t>s00q28, s01q28, s01q29, s01q30, s02q01__1, s02q02__1, s03q19, s04q32</w:t>
+            </w:r>
+          </w:p>
+        </w:tc>
+        <w:tc>
+          <w:tcPr>
+            <w:tcW w:type="dxa" w:w="1191"/>
+          </w:tcPr>
+          <w:p>
+            <w:r>
+              <w:rPr>
+                <w:b w:val="0"/>
+                <w:i w:val="0"/>
+                <w:color w:val="64748B"/>
+                <w:sz w:val="16"/>
+              </w:rPr>
+              <w:t>GT-CQ</w:t>
+            </w:r>
+          </w:p>
+        </w:tc>
+        <w:tc>
+          <w:tcPr>
+            <w:tcW w:type="dxa" w:w="4706"/>
+          </w:tcPr>
+          <w:p>
+            <w:r>
+              <w:rPr>
+                <w:b w:val="0"/>
+                <w:i w:val="0"/>
+                <w:sz w:val="17"/>
+              </w:rPr>
+              <w:t>Incoherence! Le nombre de minutes (150 minutes) pour se rendre dans la parcelle parcelle d'arachide est trop élevé, prière de corriger.</w:t>
+            </w:r>
+          </w:p>
+        </w:tc>
+      </w:tr>
+      <w:tr>
+        <w:tc>
+          <w:tcPr>
+            <w:tcW w:type="dxa" w:w="964"/>
+          </w:tcPr>
+          <w:p>
+            <w:r>
+              <w:rPr>
+                <w:b/>
+                <w:i w:val="0"/>
+                <w:color w:val="DC2626"/>
+                <w:sz w:val="16"/>
+              </w:rPr>
+              <w:t>Haute</w:t>
+            </w:r>
+          </w:p>
+        </w:tc>
+        <w:tc>
+          <w:tcPr>
+            <w:tcW w:type="dxa" w:w="1247"/>
+          </w:tcPr>
+          <w:p>
+            <w:r>
+              <w:rPr>
+                <w:b/>
+                <w:i w:val="0"/>
+                <w:sz w:val="16"/>
+              </w:rPr>
+              <w:t>S17</w:t>
+              <w:br/>
+            </w:r>
+            <w:r>
+              <w:rPr>
+                <w:b w:val="0"/>
+                <w:i w:val="0"/>
+                <w:color w:val="64748B"/>
+                <w:sz w:val="14"/>
+              </w:rPr>
+              <w:t>Élevage</w:t>
+            </w:r>
+          </w:p>
+        </w:tc>
+        <w:tc>
+          <w:tcPr>
+            <w:tcW w:type="dxa" w:w="1531"/>
+          </w:tcPr>
+          <w:p>
+            <w:r>
+              <w:rPr>
+                <w:b/>
+                <w:i w:val="0"/>
+                <w:color w:val="16A34A"/>
+                <w:sz w:val="16"/>
+              </w:rPr>
+              <w:t>s17q18a, s17q18b, s17q18c, s17q18d, s17q18e, s17q18f, s17q18g, s17q18h</w:t>
+            </w:r>
+          </w:p>
+        </w:tc>
+        <w:tc>
+          <w:tcPr>
+            <w:tcW w:type="dxa" w:w="1191"/>
+          </w:tcPr>
+          <w:p>
+            <w:r>
+              <w:rPr>
+                <w:b w:val="0"/>
+                <w:i w:val="0"/>
+                <w:color w:val="64748B"/>
+                <w:sz w:val="16"/>
+              </w:rPr>
+              <w:t>GT-CQ</w:t>
+            </w:r>
+          </w:p>
+        </w:tc>
+        <w:tc>
+          <w:tcPr>
+            <w:tcW w:type="dxa" w:w="4706"/>
+          </w:tcPr>
+          <w:p>
+            <w:r>
+              <w:rPr>
+                <w:b w:val="0"/>
+                <w:i w:val="0"/>
+                <w:sz w:val="17"/>
+              </w:rPr>
+              <w:t>Incohérence!! Le ménage a dit qu'il a abbatu un Poules / poulets dans les fêtes mais vous n'avez declaré aucun nombre d'animal abbatu dans les fêtes, prière de renseigner les nombre dans les questions (s17q18a s17q18b s17q18c s17q18d s17q18e s17q18f s17q18g s17q18h s17q18i).</w:t>
+            </w:r>
+          </w:p>
+        </w:tc>
+      </w:tr>
+      <w:tr>
+        <w:tc>
+          <w:tcPr>
+            <w:tcW w:type="dxa" w:w="964"/>
+          </w:tcPr>
+          <w:p>
+            <w:r>
+              <w:rPr>
+                <w:b/>
+                <w:i w:val="0"/>
+                <w:color w:val="EA580C"/>
+                <w:sz w:val="16"/>
+              </w:rPr>
+              <w:t>Moyenne</w:t>
+            </w:r>
+          </w:p>
+        </w:tc>
+        <w:tc>
+          <w:tcPr>
+            <w:tcW w:type="dxa" w:w="1247"/>
+          </w:tcPr>
+          <w:p>
+            <w:r>
+              <w:rPr>
+                <w:b/>
+                <w:i w:val="0"/>
+                <w:sz w:val="16"/>
+              </w:rPr>
+              <w:t>S00</w:t>
+              <w:br/>
+            </w:r>
+            <w:r>
+              <w:rPr>
+                <w:b w:val="0"/>
+                <w:i w:val="0"/>
+                <w:color w:val="64748B"/>
+                <w:sz w:val="14"/>
+              </w:rPr>
+              <w:t>Identification</w:t>
+            </w:r>
+          </w:p>
+        </w:tc>
+        <w:tc>
+          <w:tcPr>
+            <w:tcW w:type="dxa" w:w="1531"/>
+          </w:tcPr>
+          <w:p>
+            <w:r>
+              <w:rPr>
+                <w:b/>
+                <w:i w:val="0"/>
+                <w:color w:val="16A34A"/>
+                <w:sz w:val="16"/>
+              </w:rPr>
+              <w:t>—</w:t>
+            </w:r>
+          </w:p>
+        </w:tc>
+        <w:tc>
+          <w:tcPr>
+            <w:tcW w:type="dxa" w:w="1191"/>
+          </w:tcPr>
+          <w:p>
+            <w:r>
+              <w:rPr>
+                <w:b w:val="0"/>
+                <w:i w:val="0"/>
+                <w:color w:val="64748B"/>
+                <w:sz w:val="16"/>
+              </w:rPr>
+              <w:t>GT-CQ</w:t>
+            </w:r>
+          </w:p>
+        </w:tc>
+        <w:tc>
+          <w:tcPr>
+            <w:tcW w:type="dxa" w:w="4706"/>
+          </w:tcPr>
+          <w:p>
+            <w:r>
+              <w:rPr>
+                <w:b w:val="0"/>
+                <w:i w:val="0"/>
+                <w:sz w:val="17"/>
+              </w:rPr>
+              <w:t>Il est obligatoire de prendre les coordonnées Gps avant d'administrer le questionnaire.</w:t>
+            </w:r>
+          </w:p>
+        </w:tc>
+      </w:tr>
+      <w:tr>
+        <w:tc>
+          <w:tcPr>
+            <w:tcW w:type="dxa" w:w="964"/>
+          </w:tcPr>
+          <w:p>
+            <w:r>
+              <w:rPr>
+                <w:b/>
+                <w:i w:val="0"/>
+                <w:color w:val="EA580C"/>
+                <w:sz w:val="16"/>
+              </w:rPr>
+              <w:t>Moyenne</w:t>
+            </w:r>
+          </w:p>
+        </w:tc>
+        <w:tc>
+          <w:tcPr>
+            <w:tcW w:type="dxa" w:w="1247"/>
+          </w:tcPr>
+          <w:p>
+            <w:r>
+              <w:rPr>
+                <w:b/>
+                <w:i w:val="0"/>
+                <w:sz w:val="16"/>
+              </w:rPr>
+              <w:t>S00</w:t>
+              <w:br/>
+            </w:r>
+            <w:r>
+              <w:rPr>
+                <w:b w:val="0"/>
+                <w:i w:val="0"/>
+                <w:color w:val="64748B"/>
+                <w:sz w:val="14"/>
+              </w:rPr>
+              <w:t>Identification</w:t>
+            </w:r>
+          </w:p>
+        </w:tc>
+        <w:tc>
+          <w:tcPr>
+            <w:tcW w:type="dxa" w:w="1531"/>
+          </w:tcPr>
+          <w:p>
+            <w:r>
+              <w:rPr>
+                <w:b/>
+                <w:i w:val="0"/>
+                <w:color w:val="16A34A"/>
+                <w:sz w:val="16"/>
+              </w:rPr>
+              <w:t>—</w:t>
+            </w:r>
+          </w:p>
+        </w:tc>
+        <w:tc>
+          <w:tcPr>
+            <w:tcW w:type="dxa" w:w="1191"/>
+          </w:tcPr>
+          <w:p>
+            <w:r>
+              <w:rPr>
+                <w:b w:val="0"/>
+                <w:i w:val="0"/>
+                <w:color w:val="64748B"/>
+                <w:sz w:val="16"/>
+              </w:rPr>
+              <w:t>GT-CQ</w:t>
+            </w:r>
+          </w:p>
+        </w:tc>
+        <w:tc>
+          <w:tcPr>
+            <w:tcW w:type="dxa" w:w="4706"/>
+          </w:tcPr>
+          <w:p>
+            <w:r>
+              <w:rPr>
+                <w:b w:val="0"/>
+                <w:i w:val="0"/>
+                <w:sz w:val="17"/>
+              </w:rPr>
+              <w:t>Prière de prendre les coordonnées GPS.</w:t>
+            </w:r>
+          </w:p>
+        </w:tc>
+      </w:tr>
+      <w:tr>
+        <w:tc>
+          <w:tcPr>
+            <w:tcW w:type="dxa" w:w="964"/>
+          </w:tcPr>
+          <w:p>
+            <w:r>
+              <w:rPr>
+                <w:b/>
+                <w:i w:val="0"/>
+                <w:color w:val="EA580C"/>
+                <w:sz w:val="16"/>
+              </w:rPr>
+              <w:t>Moyenne</w:t>
+            </w:r>
+          </w:p>
+        </w:tc>
+        <w:tc>
+          <w:tcPr>
+            <w:tcW w:type="dxa" w:w="1247"/>
+          </w:tcPr>
+          <w:p>
+            <w:r>
+              <w:rPr>
+                <w:b/>
+                <w:i w:val="0"/>
+                <w:sz w:val="16"/>
+              </w:rPr>
+              <w:t>S00</w:t>
+              <w:br/>
+            </w:r>
+            <w:r>
+              <w:rPr>
+                <w:b w:val="0"/>
+                <w:i w:val="0"/>
+                <w:color w:val="64748B"/>
+                <w:sz w:val="14"/>
+              </w:rPr>
+              <w:t>Identification</w:t>
+            </w:r>
+          </w:p>
+        </w:tc>
+        <w:tc>
+          <w:tcPr>
+            <w:tcW w:type="dxa" w:w="1531"/>
+          </w:tcPr>
+          <w:p>
+            <w:r>
+              <w:rPr>
+                <w:b/>
+                <w:i w:val="0"/>
+                <w:color w:val="16A34A"/>
+                <w:sz w:val="16"/>
+              </w:rPr>
+              <w:t>—</w:t>
+            </w:r>
+          </w:p>
+        </w:tc>
+        <w:tc>
+          <w:tcPr>
+            <w:tcW w:type="dxa" w:w="1191"/>
+          </w:tcPr>
+          <w:p>
+            <w:r>
+              <w:rPr>
+                <w:b w:val="0"/>
+                <w:i w:val="0"/>
+                <w:color w:val="64748B"/>
+                <w:sz w:val="16"/>
+              </w:rPr>
+              <w:t>GT-CQ</w:t>
+            </w:r>
+          </w:p>
+        </w:tc>
+        <w:tc>
+          <w:tcPr>
+            <w:tcW w:type="dxa" w:w="4706"/>
+          </w:tcPr>
+          <w:p>
+            <w:r>
+              <w:rPr>
+                <w:b w:val="0"/>
+                <w:i w:val="0"/>
+                <w:sz w:val="17"/>
+              </w:rPr>
+              <w:t>Les coordonnées GPS ménage prises lors de l'enquête principale diffèrent de celles du dénombrement, êtes vous sûr d'avoir enquêté le bon ménage si non chercher le bon ménage.</w:t>
+            </w:r>
+          </w:p>
+        </w:tc>
+      </w:tr>
+      <w:tr>
+        <w:tc>
+          <w:tcPr>
+            <w:tcW w:type="dxa" w:w="964"/>
+          </w:tcPr>
+          <w:p>
+            <w:r>
+              <w:rPr>
+                <w:b/>
+                <w:i w:val="0"/>
+                <w:color w:val="EA580C"/>
+                <w:sz w:val="16"/>
+              </w:rPr>
+              <w:t>Moyenne</w:t>
+            </w:r>
+          </w:p>
+        </w:tc>
+        <w:tc>
+          <w:tcPr>
+            <w:tcW w:type="dxa" w:w="1247"/>
+          </w:tcPr>
+          <w:p>
+            <w:r>
+              <w:rPr>
+                <w:b/>
+                <w:i w:val="0"/>
+                <w:sz w:val="16"/>
+              </w:rPr>
+              <w:t>S00</w:t>
+              <w:br/>
+            </w:r>
+            <w:r>
+              <w:rPr>
+                <w:b w:val="0"/>
+                <w:i w:val="0"/>
+                <w:color w:val="64748B"/>
+                <w:sz w:val="14"/>
+              </w:rPr>
+              <w:t>Identification</w:t>
+            </w:r>
+          </w:p>
+        </w:tc>
+        <w:tc>
+          <w:tcPr>
+            <w:tcW w:type="dxa" w:w="1531"/>
+          </w:tcPr>
+          <w:p>
+            <w:r>
+              <w:rPr>
+                <w:b/>
+                <w:i w:val="0"/>
+                <w:color w:val="16A34A"/>
+                <w:sz w:val="16"/>
+              </w:rPr>
+              <w:t>—</w:t>
+            </w:r>
+          </w:p>
+        </w:tc>
+        <w:tc>
+          <w:tcPr>
+            <w:tcW w:type="dxa" w:w="1191"/>
+          </w:tcPr>
+          <w:p>
+            <w:r>
+              <w:rPr>
+                <w:b w:val="0"/>
+                <w:i w:val="0"/>
+                <w:color w:val="64748B"/>
+                <w:sz w:val="16"/>
+              </w:rPr>
+              <w:t>GT-CQ</w:t>
+            </w:r>
+          </w:p>
+        </w:tc>
+        <w:tc>
+          <w:tcPr>
+            <w:tcW w:type="dxa" w:w="4706"/>
+          </w:tcPr>
+          <w:p>
+            <w:r>
+              <w:rPr>
+                <w:b w:val="0"/>
+                <w:i w:val="0"/>
+                <w:sz w:val="17"/>
+              </w:rPr>
+              <w:t>L'adresse ou la localisation du ménage doit être bien renseignée, ne doit pas contenir des numéros de téléphone et elle semble courte pour être une adresse.</w:t>
+            </w:r>
+          </w:p>
+        </w:tc>
+      </w:tr>
+      <w:tr>
+        <w:tc>
+          <w:tcPr>
+            <w:tcW w:type="dxa" w:w="964"/>
+          </w:tcPr>
+          <w:p>
+            <w:r>
+              <w:rPr>
+                <w:b/>
+                <w:i w:val="0"/>
+                <w:color w:val="EA580C"/>
+                <w:sz w:val="16"/>
+              </w:rPr>
+              <w:t>Moyenne</w:t>
+            </w:r>
+          </w:p>
+        </w:tc>
+        <w:tc>
+          <w:tcPr>
+            <w:tcW w:type="dxa" w:w="1247"/>
+          </w:tcPr>
+          <w:p>
+            <w:r>
+              <w:rPr>
+                <w:b/>
+                <w:i w:val="0"/>
+                <w:sz w:val="16"/>
+              </w:rPr>
+              <w:t>S00</w:t>
+              <w:br/>
+            </w:r>
+            <w:r>
+              <w:rPr>
+                <w:b w:val="0"/>
+                <w:i w:val="0"/>
+                <w:color w:val="64748B"/>
+                <w:sz w:val="14"/>
+              </w:rPr>
+              <w:t>Identification</w:t>
+            </w:r>
+          </w:p>
+        </w:tc>
+        <w:tc>
+          <w:tcPr>
+            <w:tcW w:type="dxa" w:w="1531"/>
+          </w:tcPr>
+          <w:p>
+            <w:r>
+              <w:rPr>
+                <w:b/>
+                <w:i w:val="0"/>
+                <w:color w:val="16A34A"/>
+                <w:sz w:val="16"/>
+              </w:rPr>
+              <w:t>—</w:t>
+            </w:r>
+          </w:p>
+        </w:tc>
+        <w:tc>
+          <w:tcPr>
+            <w:tcW w:type="dxa" w:w="1191"/>
+          </w:tcPr>
+          <w:p>
+            <w:r>
+              <w:rPr>
+                <w:b w:val="0"/>
+                <w:i w:val="0"/>
+                <w:color w:val="64748B"/>
+                <w:sz w:val="16"/>
+              </w:rPr>
+              <w:t>GT-CQ</w:t>
+            </w:r>
+          </w:p>
+        </w:tc>
+        <w:tc>
+          <w:tcPr>
+            <w:tcW w:type="dxa" w:w="4706"/>
+          </w:tcPr>
+          <w:p>
+            <w:r>
+              <w:rPr>
+                <w:b w:val="0"/>
+                <w:i w:val="0"/>
+                <w:sz w:val="17"/>
+              </w:rPr>
+              <w:t>Prière de renseigner la bonne adresse.</w:t>
+            </w:r>
+          </w:p>
+        </w:tc>
+      </w:tr>
+      <w:tr>
+        <w:tc>
+          <w:tcPr>
+            <w:tcW w:type="dxa" w:w="964"/>
+          </w:tcPr>
+          <w:p>
+            <w:r>
+              <w:rPr>
+                <w:b/>
+                <w:i w:val="0"/>
+                <w:color w:val="EA580C"/>
+                <w:sz w:val="16"/>
+              </w:rPr>
+              <w:t>Moyenne</w:t>
+            </w:r>
+          </w:p>
+        </w:tc>
+        <w:tc>
+          <w:tcPr>
+            <w:tcW w:type="dxa" w:w="1247"/>
+          </w:tcPr>
+          <w:p>
+            <w:r>
+              <w:rPr>
+                <w:b/>
+                <w:i w:val="0"/>
+                <w:sz w:val="16"/>
+              </w:rPr>
+              <w:t>S01</w:t>
+              <w:br/>
+            </w:r>
+            <w:r>
+              <w:rPr>
+                <w:b w:val="0"/>
+                <w:i w:val="0"/>
+                <w:color w:val="64748B"/>
+                <w:sz w:val="14"/>
+              </w:rPr>
+              <w:t>Démographie</w:t>
+            </w:r>
+          </w:p>
+        </w:tc>
+        <w:tc>
+          <w:tcPr>
+            <w:tcW w:type="dxa" w:w="1531"/>
+          </w:tcPr>
+          <w:p>
+            <w:r>
+              <w:rPr>
+                <w:b/>
+                <w:i w:val="0"/>
+                <w:color w:val="16A34A"/>
+                <w:sz w:val="16"/>
+              </w:rPr>
+              <w:t>—</w:t>
+            </w:r>
+          </w:p>
+        </w:tc>
+        <w:tc>
+          <w:tcPr>
+            <w:tcW w:type="dxa" w:w="1191"/>
+          </w:tcPr>
+          <w:p>
+            <w:r>
+              <w:rPr>
+                <w:b w:val="0"/>
+                <w:i w:val="0"/>
+                <w:color w:val="64748B"/>
+                <w:sz w:val="16"/>
+              </w:rPr>
+              <w:t>GT-CQ</w:t>
+            </w:r>
+          </w:p>
+        </w:tc>
+        <w:tc>
+          <w:tcPr>
+            <w:tcW w:type="dxa" w:w="4706"/>
+          </w:tcPr>
+          <w:p>
+            <w:r>
+              <w:rPr>
+                <w:b w:val="0"/>
+                <w:i w:val="0"/>
+                <w:sz w:val="17"/>
+              </w:rPr>
+              <w:t>Prière de verifier l'information donnée par abdourahim diallo ou corriger au niveau de la section 1.</w:t>
+            </w:r>
+          </w:p>
+        </w:tc>
+      </w:tr>
+      <w:tr>
+        <w:tc>
+          <w:tcPr>
+            <w:tcW w:type="dxa" w:w="964"/>
+          </w:tcPr>
+          <w:p>
+            <w:r>
+              <w:rPr>
+                <w:b/>
+                <w:i w:val="0"/>
+                <w:color w:val="EA580C"/>
+                <w:sz w:val="16"/>
+              </w:rPr>
+              <w:t>Moyenne</w:t>
+            </w:r>
+          </w:p>
+        </w:tc>
+        <w:tc>
+          <w:tcPr>
+            <w:tcW w:type="dxa" w:w="1247"/>
+          </w:tcPr>
+          <w:p>
+            <w:r>
+              <w:rPr>
+                <w:b/>
+                <w:i w:val="0"/>
+                <w:sz w:val="16"/>
+              </w:rPr>
+              <w:t>S01</w:t>
+              <w:br/>
+            </w:r>
+            <w:r>
+              <w:rPr>
+                <w:b w:val="0"/>
+                <w:i w:val="0"/>
+                <w:color w:val="64748B"/>
+                <w:sz w:val="14"/>
+              </w:rPr>
+              <w:t>Démographie</w:t>
+            </w:r>
+          </w:p>
+        </w:tc>
+        <w:tc>
+          <w:tcPr>
+            <w:tcW w:type="dxa" w:w="1531"/>
+          </w:tcPr>
+          <w:p>
+            <w:r>
+              <w:rPr>
+                <w:b/>
+                <w:i w:val="0"/>
+                <w:color w:val="16A34A"/>
+                <w:sz w:val="16"/>
+              </w:rPr>
+              <w:t>—</w:t>
+            </w:r>
+          </w:p>
+        </w:tc>
+        <w:tc>
+          <w:tcPr>
+            <w:tcW w:type="dxa" w:w="1191"/>
+          </w:tcPr>
+          <w:p>
+            <w:r>
+              <w:rPr>
+                <w:b w:val="0"/>
+                <w:i w:val="0"/>
+                <w:color w:val="64748B"/>
+                <w:sz w:val="16"/>
+              </w:rPr>
+              <w:t>GT-CQ</w:t>
+            </w:r>
+          </w:p>
+        </w:tc>
+        <w:tc>
+          <w:tcPr>
+            <w:tcW w:type="dxa" w:w="4706"/>
+          </w:tcPr>
+          <w:p>
+            <w:r>
+              <w:rPr>
+                <w:b w:val="0"/>
+                <w:i w:val="0"/>
+                <w:sz w:val="17"/>
+              </w:rPr>
+              <w:t>Prière de verifier l'information donnée par fatoumata diaraye diallo ou corriger au niveau de la section 1.</w:t>
+            </w:r>
+          </w:p>
+        </w:tc>
+      </w:tr>
+      <w:tr>
+        <w:tc>
+          <w:tcPr>
+            <w:tcW w:type="dxa" w:w="964"/>
+          </w:tcPr>
+          <w:p>
+            <w:r>
+              <w:rPr>
+                <w:b/>
+                <w:i w:val="0"/>
+                <w:color w:val="EA580C"/>
+                <w:sz w:val="16"/>
+              </w:rPr>
+              <w:t>Moyenne</w:t>
+            </w:r>
+          </w:p>
+        </w:tc>
+        <w:tc>
+          <w:tcPr>
+            <w:tcW w:type="dxa" w:w="1247"/>
+          </w:tcPr>
+          <w:p>
+            <w:r>
+              <w:rPr>
+                <w:b/>
+                <w:i w:val="0"/>
+                <w:sz w:val="16"/>
+              </w:rPr>
+              <w:t>S01</w:t>
+              <w:br/>
+            </w:r>
+            <w:r>
+              <w:rPr>
+                <w:b w:val="0"/>
+                <w:i w:val="0"/>
+                <w:color w:val="64748B"/>
+                <w:sz w:val="14"/>
+              </w:rPr>
+              <w:t>Démographie</w:t>
+            </w:r>
+          </w:p>
+        </w:tc>
+        <w:tc>
+          <w:tcPr>
+            <w:tcW w:type="dxa" w:w="1531"/>
+          </w:tcPr>
+          <w:p>
+            <w:r>
+              <w:rPr>
+                <w:b/>
+                <w:i w:val="0"/>
+                <w:color w:val="16A34A"/>
+                <w:sz w:val="16"/>
+              </w:rPr>
+              <w:t>—</w:t>
+            </w:r>
+          </w:p>
+        </w:tc>
+        <w:tc>
+          <w:tcPr>
+            <w:tcW w:type="dxa" w:w="1191"/>
+          </w:tcPr>
+          <w:p>
+            <w:r>
+              <w:rPr>
+                <w:b w:val="0"/>
+                <w:i w:val="0"/>
+                <w:color w:val="64748B"/>
+                <w:sz w:val="16"/>
+              </w:rPr>
+              <w:t>GT-CQ</w:t>
+            </w:r>
+          </w:p>
+        </w:tc>
+        <w:tc>
+          <w:tcPr>
+            <w:tcW w:type="dxa" w:w="4706"/>
+          </w:tcPr>
+          <w:p>
+            <w:r>
+              <w:rPr>
+                <w:b w:val="0"/>
+                <w:i w:val="0"/>
+                <w:sz w:val="17"/>
+              </w:rPr>
+              <w:t>Prière de verifier l'information donnée par ismaila dialla ou corriger au niveau de la section 1.</w:t>
+            </w:r>
+          </w:p>
+        </w:tc>
+      </w:tr>
+      <w:tr>
+        <w:tc>
+          <w:tcPr>
+            <w:tcW w:type="dxa" w:w="964"/>
+          </w:tcPr>
+          <w:p>
+            <w:r>
+              <w:rPr>
+                <w:b/>
+                <w:i w:val="0"/>
+                <w:color w:val="EA580C"/>
+                <w:sz w:val="16"/>
+              </w:rPr>
+              <w:t>Moyenne</w:t>
+            </w:r>
+          </w:p>
+        </w:tc>
+        <w:tc>
+          <w:tcPr>
+            <w:tcW w:type="dxa" w:w="1247"/>
+          </w:tcPr>
+          <w:p>
+            <w:r>
+              <w:rPr>
+                <w:b/>
+                <w:i w:val="0"/>
+                <w:sz w:val="16"/>
+              </w:rPr>
+              <w:t>S01</w:t>
+              <w:br/>
+            </w:r>
+            <w:r>
+              <w:rPr>
+                <w:b w:val="0"/>
+                <w:i w:val="0"/>
+                <w:color w:val="64748B"/>
+                <w:sz w:val="14"/>
+              </w:rPr>
+              <w:t>Démographie</w:t>
+            </w:r>
+          </w:p>
+        </w:tc>
+        <w:tc>
+          <w:tcPr>
+            <w:tcW w:type="dxa" w:w="1531"/>
+          </w:tcPr>
+          <w:p>
+            <w:r>
+              <w:rPr>
+                <w:b/>
+                <w:i w:val="0"/>
+                <w:color w:val="16A34A"/>
+                <w:sz w:val="16"/>
+              </w:rPr>
+              <w:t>—</w:t>
+            </w:r>
+          </w:p>
+        </w:tc>
+        <w:tc>
+          <w:tcPr>
+            <w:tcW w:type="dxa" w:w="1191"/>
+          </w:tcPr>
+          <w:p>
+            <w:r>
+              <w:rPr>
+                <w:b w:val="0"/>
+                <w:i w:val="0"/>
+                <w:color w:val="64748B"/>
+                <w:sz w:val="16"/>
+              </w:rPr>
+              <w:t>GT-CQ</w:t>
+            </w:r>
+          </w:p>
+        </w:tc>
+        <w:tc>
+          <w:tcPr>
+            <w:tcW w:type="dxa" w:w="4706"/>
+          </w:tcPr>
+          <w:p>
+            <w:r>
+              <w:rPr>
+                <w:b w:val="0"/>
+                <w:i w:val="0"/>
+                <w:sz w:val="17"/>
+              </w:rPr>
+              <w:t>Prière de verifier l'information donnée par mamadou marouane diallo ou corriger au niveau de la section 1.</w:t>
+            </w:r>
+          </w:p>
+        </w:tc>
+      </w:tr>
+      <w:tr>
+        <w:tc>
+          <w:tcPr>
+            <w:tcW w:type="dxa" w:w="964"/>
+          </w:tcPr>
+          <w:p>
+            <w:r>
+              <w:rPr>
+                <w:b/>
+                <w:i w:val="0"/>
+                <w:color w:val="EA580C"/>
+                <w:sz w:val="16"/>
+              </w:rPr>
+              <w:t>Moyenne</w:t>
+            </w:r>
+          </w:p>
+        </w:tc>
+        <w:tc>
+          <w:tcPr>
+            <w:tcW w:type="dxa" w:w="1247"/>
+          </w:tcPr>
+          <w:p>
+            <w:r>
+              <w:rPr>
+                <w:b/>
+                <w:i w:val="0"/>
+                <w:sz w:val="16"/>
+              </w:rPr>
+              <w:t>S01</w:t>
+              <w:br/>
+            </w:r>
+            <w:r>
+              <w:rPr>
+                <w:b w:val="0"/>
+                <w:i w:val="0"/>
+                <w:color w:val="64748B"/>
+                <w:sz w:val="14"/>
+              </w:rPr>
+              <w:t>Démographie</w:t>
+            </w:r>
+          </w:p>
+        </w:tc>
+        <w:tc>
+          <w:tcPr>
+            <w:tcW w:type="dxa" w:w="1531"/>
+          </w:tcPr>
+          <w:p>
+            <w:r>
+              <w:rPr>
+                <w:b/>
+                <w:i w:val="0"/>
+                <w:color w:val="16A34A"/>
+                <w:sz w:val="16"/>
+              </w:rPr>
+              <w:t>—</w:t>
+            </w:r>
+          </w:p>
+        </w:tc>
+        <w:tc>
+          <w:tcPr>
+            <w:tcW w:type="dxa" w:w="1191"/>
+          </w:tcPr>
+          <w:p>
+            <w:r>
+              <w:rPr>
+                <w:b w:val="0"/>
+                <w:i w:val="0"/>
+                <w:color w:val="64748B"/>
+                <w:sz w:val="16"/>
+              </w:rPr>
+              <w:t>GT-CQ</w:t>
+            </w:r>
+          </w:p>
+        </w:tc>
+        <w:tc>
+          <w:tcPr>
+            <w:tcW w:type="dxa" w:w="4706"/>
+          </w:tcPr>
+          <w:p>
+            <w:r>
+              <w:rPr>
+                <w:b w:val="0"/>
+                <w:i w:val="0"/>
+                <w:sz w:val="17"/>
+              </w:rPr>
+              <w:t>Prière de verifier l'information donnée par mariama diallo ou corriger au niveau de la section 1.</w:t>
+            </w:r>
+          </w:p>
+        </w:tc>
+      </w:tr>
+      <w:tr>
+        <w:tc>
+          <w:tcPr>
+            <w:tcW w:type="dxa" w:w="964"/>
+          </w:tcPr>
+          <w:p>
+            <w:r>
+              <w:rPr>
+                <w:b/>
+                <w:i w:val="0"/>
+                <w:color w:val="EA580C"/>
+                <w:sz w:val="16"/>
+              </w:rPr>
+              <w:t>Moyenne</w:t>
+            </w:r>
+          </w:p>
+        </w:tc>
+        <w:tc>
+          <w:tcPr>
+            <w:tcW w:type="dxa" w:w="1247"/>
+          </w:tcPr>
+          <w:p>
+            <w:r>
+              <w:rPr>
+                <w:b/>
+                <w:i w:val="0"/>
+                <w:sz w:val="16"/>
+              </w:rPr>
               <w:t>S02</w:t>
               <w:br/>
             </w:r>
@@ -1835,7 +3095,7 @@
                 <w:i w:val="0"/>
                 <w:sz w:val="17"/>
               </w:rPr>
-              <w:t>Incohérent!! Le niveau d'instruction déclaré par l'un des enfants () au niveau de la section 1 de mamadou aliou diallo diffère de celui donné par mamadou aliou diallo lui-même qui affirme ne pas avoir frequenté l'école formelle.</w:t>
+              <w:t>Merci de bien vouloir changé 2.04 en OUI et renseigné toutes les autres informations qui concerne fatoumata binta diallo .</w:t>
             </w:r>
           </w:p>
         </w:tc>
@@ -1850,10 +3110,10 @@
               <w:rPr>
                 <w:b/>
                 <w:i w:val="0"/>
-                <w:color w:val="DC2626"/>
-                <w:sz w:val="16"/>
-              </w:rPr>
-              <w:t>Haute</w:t>
+                <w:color w:val="EA580C"/>
+                <w:sz w:val="16"/>
+              </w:rPr>
+              <w:t>Moyenne</w:t>
             </w:r>
           </w:p>
         </w:tc>
@@ -1868,7 +3128,7 @@
                 <w:i w:val="0"/>
                 <w:sz w:val="16"/>
               </w:rPr>
-              <w:t>S11</w:t>
+              <w:t>S02</w:t>
               <w:br/>
             </w:r>
             <w:r>
@@ -1878,7 +3138,7 @@
                 <w:color w:val="64748B"/>
                 <w:sz w:val="14"/>
               </w:rPr>
-              <w:t>Logement / cadre de vie</w:t>
+              <w:t>Éducation</w:t>
             </w:r>
           </w:p>
         </w:tc>
@@ -1925,7 +3185,7 @@
                 <w:i w:val="0"/>
                 <w:sz w:val="17"/>
               </w:rPr>
-              <w:t>Incoherence!! Le ménage a depensé .</w:t>
+              <w:t>Merci de bien vouloir changé 2.04 en OUI et renseigné toutes les autres informations qui concerne mamadou aliou diallo .</w:t>
             </w:r>
           </w:p>
         </w:tc>
@@ -1940,10 +3200,10 @@
               <w:rPr>
                 <w:b/>
                 <w:i w:val="0"/>
-                <w:color w:val="DC2626"/>
-                <w:sz w:val="16"/>
-              </w:rPr>
-              <w:t>Haute</w:t>
+                <w:color w:val="EA580C"/>
+                <w:sz w:val="16"/>
+              </w:rPr>
+              <w:t>Moyenne</w:t>
             </w:r>
           </w:p>
         </w:tc>
@@ -1958,7 +3218,7 @@
                 <w:i w:val="0"/>
                 <w:sz w:val="16"/>
               </w:rPr>
-              <w:t>S11</w:t>
+              <w:t>S02</w:t>
               <w:br/>
             </w:r>
             <w:r>
@@ -1968,7 +3228,7 @@
                 <w:color w:val="64748B"/>
                 <w:sz w:val="14"/>
               </w:rPr>
-              <w:t>Logement / cadre de vie</w:t>
+              <w:t>Éducation</w:t>
             </w:r>
           </w:p>
         </w:tc>
@@ -1984,7 +3244,7 @@
                 <w:color w:val="16A34A"/>
                 <w:sz w:val="16"/>
               </w:rPr>
-              <w:t>s01q29, s01q31, s04q24, s00q04, s11q21, s09fq03, s09fq011</w:t>
+              <w:t>s01q23, s01q00b, s01q23_autre</w:t>
             </w:r>
           </w:p>
         </w:tc>
@@ -2015,7 +3275,7 @@
                 <w:i w:val="0"/>
                 <w:sz w:val="17"/>
               </w:rPr>
-              <w:t>FCFA dans Frais de connexion au réseau de distribution d'eau mais dit ne pas être connecté à un réseau d'eau courante, prière de corriger cette incoherence</w:t>
+              <w:t>La raison principale que fatoumata diaraye diallo n'a pas fait des études dans une école formelle est problème d'expression et semble exister dans les modalités, prière de prendre attache avec le QG pour plus d'explication afin de la classer bien.</w:t>
             </w:r>
           </w:p>
         </w:tc>
@@ -2030,10 +3290,10 @@
               <w:rPr>
                 <w:b/>
                 <w:i w:val="0"/>
-                <w:color w:val="DC2626"/>
-                <w:sz w:val="16"/>
-              </w:rPr>
-              <w:t>Haute</w:t>
+                <w:color w:val="EA580C"/>
+                <w:sz w:val="16"/>
+              </w:rPr>
+              <w:t>Moyenne</w:t>
             </w:r>
           </w:p>
         </w:tc>
@@ -2048,7 +3308,7 @@
                 <w:i w:val="0"/>
                 <w:sz w:val="16"/>
               </w:rPr>
-              <w:t>S16</w:t>
+              <w:t>S02</w:t>
               <w:br/>
             </w:r>
             <w:r>
@@ -2058,7 +3318,7 @@
                 <w:color w:val="64748B"/>
                 <w:sz w:val="14"/>
               </w:rPr>
-              <w:t>Agriculture</w:t>
+              <w:t>Éducation</w:t>
             </w:r>
           </w:p>
         </w:tc>
@@ -2074,7 +3334,7 @@
                 <w:color w:val="16A34A"/>
                 <w:sz w:val="16"/>
               </w:rPr>
-              <w:t>s00q28, s01q28, s01q29, s01q30, s02q01__1, s02q02__1, s03q19, s04q32</w:t>
+              <w:t>s01q47__7, s02q24, s01q00b, s02q17_2, s02q15_2</w:t>
             </w:r>
           </w:p>
         </w:tc>
@@ -2105,7 +3365,7 @@
                 <w:i w:val="0"/>
                 <w:sz w:val="17"/>
               </w:rPr>
-              <w:t>Incoherence! Le nombre de minutes (150 minutes) pour se rendre dans la parcelle parcelle d'arachide est trop élevé, prière de corriger.</w:t>
+              <w:t>Le montant des frais pour les cahiers et autres matériels scolaires pour l'année scolaire de ismaila dialla qui fréquente 3ème année de Secondaire 1 (Moyen) Général  est de 0 FCFA, ismaila dialla a fait comment pour payer ces cahiers et autres matériels scolaires (SAC, stylo, craie, ardoise, crayon...) ? prière de corriger.</w:t>
             </w:r>
           </w:p>
         </w:tc>
@@ -2120,10 +3380,10 @@
               <w:rPr>
                 <w:b/>
                 <w:i w:val="0"/>
-                <w:color w:val="DC2626"/>
-                <w:sz w:val="16"/>
-              </w:rPr>
-              <w:t>Haute</w:t>
+                <w:color w:val="EA580C"/>
+                <w:sz w:val="16"/>
+              </w:rPr>
+              <w:t>Moyenne</w:t>
             </w:r>
           </w:p>
         </w:tc>
@@ -2138,7 +3398,7 @@
                 <w:i w:val="0"/>
                 <w:sz w:val="16"/>
               </w:rPr>
-              <w:t>S17</w:t>
+              <w:t>S02</w:t>
               <w:br/>
             </w:r>
             <w:r>
@@ -2148,7 +3408,7 @@
                 <w:color w:val="64748B"/>
                 <w:sz w:val="14"/>
               </w:rPr>
-              <w:t>Élevage</w:t>
+              <w:t>Éducation</w:t>
             </w:r>
           </w:p>
         </w:tc>
@@ -2164,7 +3424,7 @@
                 <w:color w:val="16A34A"/>
                 <w:sz w:val="16"/>
               </w:rPr>
-              <w:t>s17q18a, s17q18b, s17q18c, s17q18d, s17q18e, s17q18f, s17q18g, s17q18h</w:t>
+              <w:t>s01q47__7, s02q24, s01q00b, s02q17_2, s02q15_2</w:t>
             </w:r>
           </w:p>
         </w:tc>
@@ -2195,7 +3455,7 @@
                 <w:i w:val="0"/>
                 <w:sz w:val="17"/>
               </w:rPr>
-              <w:t>Incohérence!! Le ménage a dit qu'il a abbatu un Poules / poulets dans les fêtes mais vous n'avez declaré aucun nombre d'animal abbatu dans les fêtes, prière de renseigner les nombre dans les questions (s17q18a s17q18b s17q18c s17q18d s17q18e s17q18f s17q18g s17q18h s17q18i).</w:t>
+              <w:t>Le montant des frais pour les cahiers et autres matériels scolaires pour l'année scolaire de mamadou marouane diallo qui fréquente 2ème année de Supérieur  est de 0 FCFA, mamadou marouane diallo a fait comment pour payer ces cahiers et autres matériels scolaires (SAC, stylo, craie, ardoise, crayon...) ? prière de corriger.</w:t>
             </w:r>
           </w:p>
         </w:tc>
@@ -2228,7 +3488,7 @@
                 <w:i w:val="0"/>
                 <w:sz w:val="16"/>
               </w:rPr>
-              <w:t>S00</w:t>
+              <w:t>S02</w:t>
               <w:br/>
             </w:r>
             <w:r>
@@ -2238,7 +3498,7 @@
                 <w:color w:val="64748B"/>
                 <w:sz w:val="14"/>
               </w:rPr>
-              <w:t>Identification</w:t>
+              <w:t>Éducation</w:t>
             </w:r>
           </w:p>
         </w:tc>
@@ -2254,7 +3514,7 @@
                 <w:color w:val="16A34A"/>
                 <w:sz w:val="16"/>
               </w:rPr>
-              <w:t>—</w:t>
+              <w:t>s01q63, s00q04, s02q25, s01q00b, s02q17_2, s02q15_2</w:t>
             </w:r>
           </w:p>
         </w:tc>
@@ -2285,7 +3545,7 @@
                 <w:i w:val="0"/>
                 <w:sz w:val="17"/>
               </w:rPr>
-              <w:t>Il est obligatoire de prendre les coordonnées Gps avant d'administrer le questionnaire.</w:t>
+              <w:t>Dans les milieux urbains c'est peu probable de voir une école dont les élèves ou étudiants ne dépensent pas en frais d'uniformes, prière de verifier pour mamadou marouane diallo qui fréquente 2ème année de Supérieur et corriger ou confirmer avec le QG.</w:t>
             </w:r>
           </w:p>
         </w:tc>
@@ -2318,7 +3578,7 @@
                 <w:i w:val="0"/>
                 <w:sz w:val="16"/>
               </w:rPr>
-              <w:t>S00</w:t>
+              <w:t>S02</w:t>
               <w:br/>
             </w:r>
             <w:r>
@@ -2328,7 +3588,7 @@
                 <w:color w:val="64748B"/>
                 <w:sz w:val="14"/>
               </w:rPr>
-              <w:t>Identification</w:t>
+              <w:t>Éducation</w:t>
             </w:r>
           </w:p>
         </w:tc>
@@ -2344,7 +3604,7 @@
                 <w:color w:val="16A34A"/>
                 <w:sz w:val="16"/>
               </w:rPr>
-              <w:t>—</w:t>
+              <w:t>s01q47__7, s02q24, s01q00b, s02q17_2, s02q15_2</w:t>
             </w:r>
           </w:p>
         </w:tc>
@@ -2375,7 +3635,7 @@
                 <w:i w:val="0"/>
                 <w:sz w:val="17"/>
               </w:rPr>
-              <w:t>Prière de prendre les coordonnées GPS.</w:t>
+              <w:t>Le montant des frais pour les cahiers et autres matériels scolaires pour l'année scolaire de mariama diallo qui fréquente 3ème année de Secondaire 1 (Moyen) Général  est de 0 FCFA, mariama diallo a fait comment pour payer ces cahiers et autres matériels scolaires (SAC, stylo, craie, ardoise, crayon...) ? prière de corriger.</w:t>
             </w:r>
           </w:p>
         </w:tc>
@@ -2408,7 +3668,7 @@
                 <w:i w:val="0"/>
                 <w:sz w:val="16"/>
               </w:rPr>
-              <w:t>S00</w:t>
+              <w:t>S04</w:t>
               <w:br/>
             </w:r>
             <w:r>
@@ -2418,7 +3678,7 @@
                 <w:color w:val="64748B"/>
                 <w:sz w:val="14"/>
               </w:rPr>
-              <w:t>Identification</w:t>
+              <w:t>Emploi</w:t>
             </w:r>
           </w:p>
         </w:tc>
@@ -2434,7 +3694,7 @@
                 <w:color w:val="16A34A"/>
                 <w:sz w:val="16"/>
               </w:rPr>
-              <w:t>—</w:t>
+              <w:t>s00q07a, s00q08, s00q10, s00q13_0, s00q15_0, s00q17_0, s00q23a, s00q23b</w:t>
             </w:r>
           </w:p>
         </w:tc>
@@ -2465,7 +3725,7 @@
                 <w:i w:val="0"/>
                 <w:sz w:val="17"/>
               </w:rPr>
-              <w:t>Les coordonnées GPS ménage prises lors de l'enquête principale diffèrent de celles du dénombrement, êtes vous sûr d'avoir enquêté le bon ménage si non chercher le bon ménage.</w:t>
+              <w:t>Prière de changer la branche d'activité de mamadou aliou diallo, les agriculteurs dont leurs cultures est principalement destiné à la consommation du ménage sont des (Agriculteurs, subsistances) et ceux qui le font avec l'élevage sont des (Agriculteurs et eleveurs, subsistances).</w:t>
             </w:r>
           </w:p>
         </w:tc>
@@ -2498,7 +3758,7 @@
                 <w:i w:val="0"/>
                 <w:sz w:val="16"/>
               </w:rPr>
-              <w:t>S00</w:t>
+              <w:t>S07</w:t>
               <w:br/>
             </w:r>
             <w:r>
@@ -2508,7 +3768,7 @@
                 <w:color w:val="64748B"/>
                 <w:sz w:val="14"/>
               </w:rPr>
-              <w:t>Identification</w:t>
+              <w:t>Consommation alimentaire</w:t>
             </w:r>
           </w:p>
         </w:tc>
@@ -2555,7 +3815,7 @@
                 <w:i w:val="0"/>
                 <w:sz w:val="17"/>
               </w:rPr>
-              <w:t>L'adresse ou la localisation du ménage doit être bien renseignée, ne doit pas contenir des numéros de téléphone et elle semble courte pour être une adresse.</w:t>
+              <w:t>Attention ! La section sur le repas pris à l'extérieur du ménage n'est pas renseignée à 100 %.</w:t>
             </w:r>
           </w:p>
         </w:tc>
@@ -2588,7 +3848,7 @@
                 <w:i w:val="0"/>
                 <w:sz w:val="16"/>
               </w:rPr>
-              <w:t>S00</w:t>
+              <w:t>S07</w:t>
               <w:br/>
             </w:r>
             <w:r>
@@ -2598,7 +3858,7 @@
                 <w:color w:val="64748B"/>
                 <w:sz w:val="14"/>
               </w:rPr>
-              <w:t>Identification</w:t>
+              <w:t>Consommation alimentaire</w:t>
             </w:r>
           </w:p>
         </w:tc>
@@ -2645,7 +3905,7 @@
                 <w:i w:val="0"/>
                 <w:sz w:val="17"/>
               </w:rPr>
-              <w:t>Prière de renseigner la bonne adresse.</w:t>
+              <w:t>Prière de vérifier l'ensemble des questions relatives à cette section et de les renseigner en totalité.</w:t>
             </w:r>
           </w:p>
         </w:tc>
@@ -2678,7 +3938,7 @@
                 <w:i w:val="0"/>
                 <w:sz w:val="16"/>
               </w:rPr>
-              <w:t>S01</w:t>
+              <w:t>S07</w:t>
               <w:br/>
             </w:r>
             <w:r>
@@ -2688,7 +3948,7 @@
                 <w:color w:val="64748B"/>
                 <w:sz w:val="14"/>
               </w:rPr>
-              <w:t>Démographie</w:t>
+              <w:t>Consommation alimentaire</w:t>
             </w:r>
           </w:p>
         </w:tc>
@@ -2704,7 +3964,7 @@
                 <w:color w:val="16A34A"/>
                 <w:sz w:val="16"/>
               </w:rPr>
-              <w:t>—</w:t>
+              <w:t>s00q10, s01q35, s01q36, s01q37, s02q04, s02q15, s03q31, s04q22</w:t>
             </w:r>
           </w:p>
         </w:tc>
@@ -2735,7 +3995,7 @@
                 <w:i w:val="0"/>
                 <w:sz w:val="17"/>
               </w:rPr>
-              <w:t>Prière de verifier l'information donnée par abdourahim diallo ou corriger au niveau de la section 1.</w:t>
+              <w:t>Il manque des informations non renseignées de dans cette section, prière de renseignés toutes les questions liées à cette section.</w:t>
             </w:r>
           </w:p>
         </w:tc>
@@ -2768,7 +4028,7 @@
                 <w:i w:val="0"/>
                 <w:sz w:val="16"/>
               </w:rPr>
-              <w:t>S01</w:t>
+              <w:t>S07</w:t>
               <w:br/>
             </w:r>
             <w:r>
@@ -2778,7 +4038,7 @@
                 <w:color w:val="64748B"/>
                 <w:sz w:val="14"/>
               </w:rPr>
-              <w:t>Démographie</w:t>
+              <w:t>Consommation alimentaire</w:t>
             </w:r>
           </w:p>
         </w:tc>
@@ -2825,7 +4085,7 @@
                 <w:i w:val="0"/>
                 <w:sz w:val="17"/>
               </w:rPr>
-              <w:t>Prière de verifier l'information donnée par fatoumata diaraye diallo ou corriger au niveau de la section 1.</w:t>
+              <w:t>La section sur le repas pris à l'extérieur du ménage du membre abdourahim diallo n'est pas renseignée à 100 %.</w:t>
             </w:r>
           </w:p>
         </w:tc>
@@ -2858,7 +4118,7 @@
                 <w:i w:val="0"/>
                 <w:sz w:val="16"/>
               </w:rPr>
-              <w:t>S01</w:t>
+              <w:t>S07</w:t>
               <w:br/>
             </w:r>
             <w:r>
@@ -2868,7 +4128,7 @@
                 <w:color w:val="64748B"/>
                 <w:sz w:val="14"/>
               </w:rPr>
-              <w:t>Démographie</w:t>
+              <w:t>Consommation alimentaire</w:t>
             </w:r>
           </w:p>
         </w:tc>
@@ -2915,7 +4175,7 @@
                 <w:i w:val="0"/>
                 <w:sz w:val="17"/>
               </w:rPr>
-              <w:t>Prière de verifier l'information donnée par ismaila dialla ou corriger au niveau de la section 1.</w:t>
+              <w:t>Prière de vérifier l'ensemble des questions relatives à ce membre et de les renseigner en totalité.</w:t>
             </w:r>
           </w:p>
         </w:tc>
@@ -2948,7 +4208,7 @@
                 <w:i w:val="0"/>
                 <w:sz w:val="16"/>
               </w:rPr>
-              <w:t>S01</w:t>
+              <w:t>S07</w:t>
               <w:br/>
             </w:r>
             <w:r>
@@ -2958,7 +4218,7 @@
                 <w:color w:val="64748B"/>
                 <w:sz w:val="14"/>
               </w:rPr>
-              <w:t>Démographie</w:t>
+              <w:t>Consommation alimentaire</w:t>
             </w:r>
           </w:p>
         </w:tc>
@@ -2974,7 +4234,7 @@
                 <w:color w:val="16A34A"/>
                 <w:sz w:val="16"/>
               </w:rPr>
-              <w:t>—</w:t>
+              <w:t>s00q04, s01q41, s02q14, s01q00b</w:t>
             </w:r>
           </w:p>
         </w:tc>
@@ -3005,7 +4265,7 @@
                 <w:i w:val="0"/>
                 <w:sz w:val="17"/>
               </w:rPr>
-              <w:t>Prière de verifier l'information donnée par mamadou marouane diallo ou corriger au niveau de la section 1.</w:t>
+              <w:t>Il manque des informations non renseignées de ( abdourahim diallo ), prière de renseignés toutes les questions liées à ( abdourahim diallo ).</w:t>
             </w:r>
           </w:p>
         </w:tc>
@@ -3038,7 +4298,7 @@
                 <w:i w:val="0"/>
                 <w:sz w:val="16"/>
               </w:rPr>
-              <w:t>S01</w:t>
+              <w:t>S07</w:t>
               <w:br/>
             </w:r>
             <w:r>
@@ -3048,7 +4308,7 @@
                 <w:color w:val="64748B"/>
                 <w:sz w:val="14"/>
               </w:rPr>
-              <w:t>Démographie</w:t>
+              <w:t>Consommation alimentaire</w:t>
             </w:r>
           </w:p>
         </w:tc>
@@ -3095,7 +4355,7 @@
                 <w:i w:val="0"/>
                 <w:sz w:val="17"/>
               </w:rPr>
-              <w:t>Prière de verifier l'information donnée par mariama diallo ou corriger au niveau de la section 1.</w:t>
+              <w:t>La section sur le repas pris à l'extérieur du ménage du membre fatoumata binta diallo n'est pas renseignée à 100 %.</w:t>
             </w:r>
           </w:p>
         </w:tc>
@@ -3128,7 +4388,7 @@
                 <w:i w:val="0"/>
                 <w:sz w:val="16"/>
               </w:rPr>
-              <w:t>S02</w:t>
+              <w:t>S07</w:t>
               <w:br/>
             </w:r>
             <w:r>
@@ -3138,7 +4398,7 @@
                 <w:color w:val="64748B"/>
                 <w:sz w:val="14"/>
               </w:rPr>
-              <w:t>Éducation</w:t>
+              <w:t>Consommation alimentaire</w:t>
             </w:r>
           </w:p>
         </w:tc>
@@ -3154,7 +4414,7 @@
                 <w:color w:val="16A34A"/>
                 <w:sz w:val="16"/>
               </w:rPr>
-              <w:t>—</w:t>
+              <w:t>s00q04, s01q41, s02q14, s01q00b</w:t>
             </w:r>
           </w:p>
         </w:tc>
@@ -3185,7 +4445,7 @@
                 <w:i w:val="0"/>
                 <w:sz w:val="17"/>
               </w:rPr>
-              <w:t>veuillez, s'il vous plait, confirmer les frais de scolarité ( 25000 FCFA) payée de mamadou marouane diallo avec le QG ou apporter les corrections nécessaires.</w:t>
+              <w:t>Il manque des informations non renseignées de ( fatoumata binta diallo ), prière de renseignés toutes les questions liées à ( fatoumata binta diallo ).</w:t>
             </w:r>
           </w:p>
         </w:tc>
@@ -3218,7 +4478,7 @@
                 <w:i w:val="0"/>
                 <w:sz w:val="16"/>
               </w:rPr>
-              <w:t>S02</w:t>
+              <w:t>S07</w:t>
               <w:br/>
             </w:r>
             <w:r>
@@ -3228,7 +4488,7 @@
                 <w:color w:val="64748B"/>
                 <w:sz w:val="14"/>
               </w:rPr>
-              <w:t>Éducation</w:t>
+              <w:t>Consommation alimentaire</w:t>
             </w:r>
           </w:p>
         </w:tc>
@@ -3244,7 +4504,7 @@
                 <w:color w:val="16A34A"/>
                 <w:sz w:val="16"/>
               </w:rPr>
-              <w:t>s01q47__7, s02q24, s01q00b, s02q17_2, s02q15_2</w:t>
+              <w:t>—</w:t>
             </w:r>
           </w:p>
         </w:tc>
@@ -3275,7 +4535,7 @@
                 <w:i w:val="0"/>
                 <w:sz w:val="17"/>
               </w:rPr>
-              <w:t>Le montant des frais pour les cahiers et autres matériels scolaires pour l'année scolaire de mamadou marouane diallo qui fréquente 2ème année de Supérieur  est de 0 FCFA, mamadou marouane diallo a fait comment pour payer ces cahiers et autres matériels scolaires (SAC, stylo, craie, ardoise, crayon...) ? prière de corriger.</w:t>
+              <w:t>La section sur le repas pris à l'extérieur du ménage du membre fatoumata diaraye diallo n'est pas renseignée à 100 %.</w:t>
             </w:r>
           </w:p>
         </w:tc>
@@ -3308,7 +4568,7 @@
                 <w:i w:val="0"/>
                 <w:sz w:val="16"/>
               </w:rPr>
-              <w:t>S02</w:t>
+              <w:t>S07</w:t>
               <w:br/>
             </w:r>
             <w:r>
@@ -3318,7 +4578,7 @@
                 <w:color w:val="64748B"/>
                 <w:sz w:val="14"/>
               </w:rPr>
-              <w:t>Éducation</w:t>
+              <w:t>Consommation alimentaire</w:t>
             </w:r>
           </w:p>
         </w:tc>
@@ -3334,7 +4594,7 @@
                 <w:color w:val="16A34A"/>
                 <w:sz w:val="16"/>
               </w:rPr>
-              <w:t>s01q63, s00q04, s02q25, s01q00b, s02q17_2, s02q15_2</w:t>
+              <w:t>s00q04, s01q41, s02q14, s01q00b</w:t>
             </w:r>
           </w:p>
         </w:tc>
@@ -3365,7 +4625,7 @@
                 <w:i w:val="0"/>
                 <w:sz w:val="17"/>
               </w:rPr>
-              <w:t>Dans les milieux urbains c'est peu probable de voir une école dont les élèves ou étudiants ne dépensent pas en frais d'uniformes, prière de verifier pour mamadou marouane diallo qui fréquente 2ème année de Supérieur et corriger ou confirmer avec le QG.</w:t>
+              <w:t>Il manque des informations non renseignées de ( fatoumata diaraye diallo ), prière de renseignés toutes les questions liées à ( fatoumata diaraye diallo ).</w:t>
             </w:r>
           </w:p>
         </w:tc>
@@ -3398,7 +4658,7 @@
                 <w:i w:val="0"/>
                 <w:sz w:val="16"/>
               </w:rPr>
-              <w:t>S02</w:t>
+              <w:t>S07</w:t>
               <w:br/>
             </w:r>
             <w:r>
@@ -3408,7 +4668,7 @@
                 <w:color w:val="64748B"/>
                 <w:sz w:val="14"/>
               </w:rPr>
-              <w:t>Éducation</w:t>
+              <w:t>Consommation alimentaire</w:t>
             </w:r>
           </w:p>
         </w:tc>
@@ -3455,7 +4715,7 @@
                 <w:i w:val="0"/>
                 <w:sz w:val="17"/>
               </w:rPr>
-              <w:t>veuillez, s'il vous plait, confirmer les frais de scolarité ( 7500 FCFA) payée de abdourahim diallo avec le QG ou apporter les corrections nécessaires.</w:t>
+              <w:t>La section sur le repas pris à l'extérieur du ménage du membre ismaila dialla n'est pas renseignée à 100 %.</w:t>
             </w:r>
           </w:p>
         </w:tc>
@@ -3488,7 +4748,7 @@
                 <w:i w:val="0"/>
                 <w:sz w:val="16"/>
               </w:rPr>
-              <w:t>S02</w:t>
+              <w:t>S07</w:t>
               <w:br/>
             </w:r>
             <w:r>
@@ -3498,7 +4758,7 @@
                 <w:color w:val="64748B"/>
                 <w:sz w:val="14"/>
               </w:rPr>
-              <w:t>Éducation</w:t>
+              <w:t>Consommation alimentaire</w:t>
             </w:r>
           </w:p>
         </w:tc>
@@ -3514,7 +4774,7 @@
                 <w:color w:val="16A34A"/>
                 <w:sz w:val="16"/>
               </w:rPr>
-              <w:t>—</w:t>
+              <w:t>s00q04, s01q41, s02q14, s01q00b</w:t>
             </w:r>
           </w:p>
         </w:tc>
@@ -3545,7 +4805,7 @@
                 <w:i w:val="0"/>
                 <w:sz w:val="17"/>
               </w:rPr>
-              <w:t>veuillez, s'il vous plait, confirmer les frais de scolarité ( 7500 FCFA) payée de ismaila dialla avec le QG ou apporter les corrections nécessaires.</w:t>
+              <w:t>Il manque des informations non renseignées de ( ismaila dialla ), prière de renseignés toutes les questions liées à ( ismaila dialla ).</w:t>
             </w:r>
           </w:p>
         </w:tc>
@@ -3578,7 +4838,7 @@
                 <w:i w:val="0"/>
                 <w:sz w:val="16"/>
               </w:rPr>
-              <w:t>S02</w:t>
+              <w:t>S07</w:t>
               <w:br/>
             </w:r>
             <w:r>
@@ -3588,7 +4848,7 @@
                 <w:color w:val="64748B"/>
                 <w:sz w:val="14"/>
               </w:rPr>
-              <w:t>Éducation</w:t>
+              <w:t>Consommation alimentaire</w:t>
             </w:r>
           </w:p>
         </w:tc>
@@ -3604,7 +4864,7 @@
                 <w:color w:val="16A34A"/>
                 <w:sz w:val="16"/>
               </w:rPr>
-              <w:t>s01q47__7, s02q24, s01q00b, s02q17_2, s02q15_2</w:t>
+              <w:t>—</w:t>
             </w:r>
           </w:p>
         </w:tc>
@@ -3635,7 +4895,7 @@
                 <w:i w:val="0"/>
                 <w:sz w:val="17"/>
               </w:rPr>
-              <w:t>Le montant des frais pour les cahiers et autres matériels scolaires pour l'année scolaire de ismaila dialla qui fréquente 3ème année de Secondaire 1 (Moyen) Général  est de 0 FCFA, ismaila dialla a fait comment pour payer ces cahiers et autres matériels scolaires (SAC, stylo, craie, ardoise, crayon...) ? prière de corriger.</w:t>
+              <w:t>La section sur le repas pris à l'extérieur du ménage du membre mamadou aliou diallo n'est pas renseignée à 100 %.</w:t>
             </w:r>
           </w:p>
         </w:tc>
@@ -3668,7 +4928,7 @@
                 <w:i w:val="0"/>
                 <w:sz w:val="16"/>
               </w:rPr>
-              <w:t>S02</w:t>
+              <w:t>S07</w:t>
               <w:br/>
             </w:r>
             <w:r>
@@ -3678,7 +4938,7 @@
                 <w:color w:val="64748B"/>
                 <w:sz w:val="14"/>
               </w:rPr>
-              <w:t>Éducation</w:t>
+              <w:t>Consommation alimentaire</w:t>
             </w:r>
           </w:p>
         </w:tc>
@@ -3694,7 +4954,7 @@
                 <w:color w:val="16A34A"/>
                 <w:sz w:val="16"/>
               </w:rPr>
-              <w:t>—</w:t>
+              <w:t>s00q04, s01q41, s02q14, s01q00b</w:t>
             </w:r>
           </w:p>
         </w:tc>
@@ -3725,7 +4985,7 @@
                 <w:i w:val="0"/>
                 <w:sz w:val="17"/>
               </w:rPr>
-              <w:t>veuillez, s'il vous plait, confirmer les frais de scolarité ( 7500 FCFA) payée de mariama diallo avec le QG ou apporter les corrections nécessaires.</w:t>
+              <w:t>Il manque des informations non renseignées de ( mamadou aliou diallo ), prière de renseignés toutes les questions liées à ( mamadou aliou diallo ).</w:t>
             </w:r>
           </w:p>
         </w:tc>
@@ -3758,7 +5018,7 @@
                 <w:i w:val="0"/>
                 <w:sz w:val="16"/>
               </w:rPr>
-              <w:t>S02</w:t>
+              <w:t>S07</w:t>
               <w:br/>
             </w:r>
             <w:r>
@@ -3768,7 +5028,7 @@
                 <w:color w:val="64748B"/>
                 <w:sz w:val="14"/>
               </w:rPr>
-              <w:t>Éducation</w:t>
+              <w:t>Consommation alimentaire</w:t>
             </w:r>
           </w:p>
         </w:tc>
@@ -3784,7 +5044,7 @@
                 <w:color w:val="16A34A"/>
                 <w:sz w:val="16"/>
               </w:rPr>
-              <w:t>s01q47__7, s02q24, s01q00b, s02q17_2, s02q15_2</w:t>
+              <w:t>—</w:t>
             </w:r>
           </w:p>
         </w:tc>
@@ -3815,7 +5075,7 @@
                 <w:i w:val="0"/>
                 <w:sz w:val="17"/>
               </w:rPr>
-              <w:t>Le montant des frais pour les cahiers et autres matériels scolaires pour l'année scolaire de mariama diallo qui fréquente 3ème année de Secondaire 1 (Moyen) Général  est de 0 FCFA, mariama diallo a fait comment pour payer ces cahiers et autres matériels scolaires (SAC, stylo, craie, ardoise, crayon...) ? prière de corriger.</w:t>
+              <w:t>La section sur le repas pris à l'extérieur du ménage du membre mamadou marouane diallo n'est pas renseignée à 100 %.</w:t>
             </w:r>
           </w:p>
         </w:tc>
@@ -3848,7 +5108,7 @@
                 <w:i w:val="0"/>
                 <w:sz w:val="16"/>
               </w:rPr>
-              <w:t>S02</w:t>
+              <w:t>S07</w:t>
               <w:br/>
             </w:r>
             <w:r>
@@ -3858,7 +5118,7 @@
                 <w:color w:val="64748B"/>
                 <w:sz w:val="14"/>
               </w:rPr>
-              <w:t>Éducation</w:t>
+              <w:t>Consommation alimentaire</w:t>
             </w:r>
           </w:p>
         </w:tc>
@@ -3874,7 +5134,7 @@
                 <w:color w:val="16A34A"/>
                 <w:sz w:val="16"/>
               </w:rPr>
-              <w:t>—</w:t>
+              <w:t>s00q04, s01q41, s02q14, s01q00b</w:t>
             </w:r>
           </w:p>
         </w:tc>
@@ -3905,7 +5165,7 @@
                 <w:i w:val="0"/>
                 <w:sz w:val="17"/>
               </w:rPr>
-              <w:t>Merci de bien vouloir changé 2.04 en OUI et renseigné toutes les autres informations qui concerne fatoumata binta diallo .</w:t>
+              <w:t>Il manque des informations non renseignées de ( mamadou marouane diallo ), prière de renseignés toutes les questions liées à ( mamadou marouane diallo ).</w:t>
             </w:r>
           </w:p>
         </w:tc>
@@ -3938,7 +5198,7 @@
                 <w:i w:val="0"/>
                 <w:sz w:val="16"/>
               </w:rPr>
-              <w:t>S02</w:t>
+              <w:t>S07</w:t>
               <w:br/>
             </w:r>
             <w:r>
@@ -3948,7 +5208,7 @@
                 <w:color w:val="64748B"/>
                 <w:sz w:val="14"/>
               </w:rPr>
-              <w:t>Éducation</w:t>
+              <w:t>Consommation alimentaire</w:t>
             </w:r>
           </w:p>
         </w:tc>
@@ -3995,7 +5255,7 @@
                 <w:i w:val="0"/>
                 <w:sz w:val="17"/>
               </w:rPr>
-              <w:t>Merci de bien vouloir changé 2.04 en OUI et renseigné toutes les autres informations qui concerne mamadou aliou diallo .</w:t>
+              <w:t>La section sur le repas pris à l'extérieur du ménage du membre mariama diallo n'est pas renseignée à 100 %.</w:t>
             </w:r>
           </w:p>
         </w:tc>
@@ -4028,7 +5288,7 @@
                 <w:i w:val="0"/>
                 <w:sz w:val="16"/>
               </w:rPr>
-              <w:t>S02</w:t>
+              <w:t>S07</w:t>
               <w:br/>
             </w:r>
             <w:r>
@@ -4038,7 +5298,7 @@
                 <w:color w:val="64748B"/>
                 <w:sz w:val="14"/>
               </w:rPr>
-              <w:t>Éducation</w:t>
+              <w:t>Consommation alimentaire</w:t>
             </w:r>
           </w:p>
         </w:tc>
@@ -4054,7 +5314,7 @@
                 <w:color w:val="16A34A"/>
                 <w:sz w:val="16"/>
               </w:rPr>
-              <w:t>s01q23, s01q00b, s01q23_autre</w:t>
+              <w:t>s00q04, s01q41, s02q14, s01q00b</w:t>
             </w:r>
           </w:p>
         </w:tc>
@@ -4085,7 +5345,7 @@
                 <w:i w:val="0"/>
                 <w:sz w:val="17"/>
               </w:rPr>
-              <w:t>La raison principale que fatoumata diaraye diallo n'a pas fait des études dans une école formelle est problème d'expression et semble exister dans les modalités, prière de prendre attache avec le QG pour plus d'explication afin de la classer bien.</w:t>
+              <w:t>Il manque des informations non renseignées de ( mariama diallo ), prière de renseignés toutes les questions liées à ( mariama diallo ).</w:t>
             </w:r>
           </w:p>
         </w:tc>
@@ -4118,7 +5378,7 @@
                 <w:i w:val="0"/>
                 <w:sz w:val="16"/>
               </w:rPr>
-              <w:t>S04</w:t>
+              <w:t>S09</w:t>
               <w:br/>
             </w:r>
             <w:r>
@@ -4128,7 +5388,7 @@
                 <w:color w:val="64748B"/>
                 <w:sz w:val="14"/>
               </w:rPr>
-              <w:t>Emploi</w:t>
+              <w:t>Dépenses non alimentaires</w:t>
             </w:r>
           </w:p>
         </w:tc>
@@ -4144,7 +5404,7 @@
                 <w:color w:val="16A34A"/>
                 <w:sz w:val="16"/>
               </w:rPr>
-              <w:t>s00q07a, s00q08, s00q10, s00q13_0, s00q15_0, s00q17_0, s00q23a, s00q23b</w:t>
+              <w:t>—</w:t>
             </w:r>
           </w:p>
         </w:tc>
@@ -4175,7 +5435,7 @@
                 <w:i w:val="0"/>
                 <w:sz w:val="17"/>
               </w:rPr>
-              <w:t>Prière de changer la branche d'activité de mamadou aliou diallo, les agriculteurs dont leurs cultures est principalement destiné à la consommation du ménage sont des (Agriculteurs, subsistances) et ceux qui le font avec l'élevage sont des (Agriculteurs et eleveurs, subsistances).</w:t>
+              <w:t>Attention ! La dépense du ménage de MAMADOU ALIOU DIALLO (1500 Fcfa) au cours de 7 derniers jours de Essence pour motocyclette est relativement élevé.</w:t>
             </w:r>
           </w:p>
         </w:tc>
@@ -4208,7 +5468,7 @@
                 <w:i w:val="0"/>
                 <w:sz w:val="16"/>
               </w:rPr>
-              <w:t>S07</w:t>
+              <w:t>S09</w:t>
               <w:br/>
             </w:r>
             <w:r>
@@ -4218,7 +5478,7 @@
                 <w:color w:val="64748B"/>
                 <w:sz w:val="14"/>
               </w:rPr>
-              <w:t>Consommation alimentaire</w:t>
+              <w:t>Dépenses non alimentaires</w:t>
             </w:r>
           </w:p>
         </w:tc>
@@ -4265,7 +5525,7 @@
                 <w:i w:val="0"/>
                 <w:sz w:val="17"/>
               </w:rPr>
-              <w:t>Attention ! La section sur le repas pris à l'extérieur du ménage n'est pas renseignée à 100 %.</w:t>
+              <w:t>Prière de corriger ou de confirmer avec le QG.</w:t>
             </w:r>
           </w:p>
         </w:tc>
@@ -4298,7 +5558,7 @@
                 <w:i w:val="0"/>
                 <w:sz w:val="16"/>
               </w:rPr>
-              <w:t>S07</w:t>
+              <w:t>S09</w:t>
               <w:br/>
             </w:r>
             <w:r>
@@ -4308,7 +5568,7 @@
                 <w:color w:val="64748B"/>
                 <w:sz w:val="14"/>
               </w:rPr>
-              <w:t>Consommation alimentaire</w:t>
+              <w:t>Dépenses non alimentaires</w:t>
             </w:r>
           </w:p>
         </w:tc>
@@ -4355,7 +5615,7 @@
                 <w:i w:val="0"/>
                 <w:sz w:val="17"/>
               </w:rPr>
-              <w:t>Prière de vérifier l'ensemble des questions relatives à cette section et de les renseigner en totalité.</w:t>
+              <w:t>Attention ! La dépense du ménage de MAMADOU ALIOU DIALLO (1000 Fcfa) au cours de 30 derniers jours de Bougies est relativement élevé.</w:t>
             </w:r>
           </w:p>
         </w:tc>
@@ -4388,7 +5648,7 @@
                 <w:i w:val="0"/>
                 <w:sz w:val="16"/>
               </w:rPr>
-              <w:t>S07</w:t>
+              <w:t>S09</w:t>
               <w:br/>
             </w:r>
             <w:r>
@@ -4398,7 +5658,7 @@
                 <w:color w:val="64748B"/>
                 <w:sz w:val="14"/>
               </w:rPr>
-              <w:t>Consommation alimentaire</w:t>
+              <w:t>Dépenses non alimentaires</w:t>
             </w:r>
           </w:p>
         </w:tc>
@@ -4414,7 +5674,7 @@
                 <w:color w:val="16A34A"/>
                 <w:sz w:val="16"/>
               </w:rPr>
-              <w:t>s00q10, s01q35, s01q36, s01q37, s02q04, s02q15, s03q31, s04q22</w:t>
+              <w:t>—</w:t>
             </w:r>
           </w:p>
         </w:tc>
@@ -4445,7 +5705,7 @@
                 <w:i w:val="0"/>
                 <w:sz w:val="17"/>
               </w:rPr>
-              <w:t>Il manque des informations non renseignées de dans cette section, prière de renseignés toutes les questions liées à cette section.</w:t>
+              <w:t>Prière de corriger ou de confirmer avec le QG.</w:t>
             </w:r>
           </w:p>
         </w:tc>
@@ -4478,7 +5738,7 @@
                 <w:i w:val="0"/>
                 <w:sz w:val="16"/>
               </w:rPr>
-              <w:t>S07</w:t>
+              <w:t>S09</w:t>
               <w:br/>
             </w:r>
             <w:r>
@@ -4488,7 +5748,7 @@
                 <w:color w:val="64748B"/>
                 <w:sz w:val="14"/>
               </w:rPr>
-              <w:t>Consommation alimentaire</w:t>
+              <w:t>Dépenses non alimentaires</w:t>
             </w:r>
           </w:p>
         </w:tc>
@@ -4535,7 +5795,7 @@
                 <w:i w:val="0"/>
                 <w:sz w:val="17"/>
               </w:rPr>
-              <w:t>La section sur le repas pris à l'extérieur du ménage du membre abdourahim diallo n'est pas renseignée à 100 %.</w:t>
+              <w:t>Attention ! La dépense du ménage de MAMADOU ALIOU DIALLO (30000 Fcfa) au cours de 3 derniers mois de Services de réparation et d'entretien (vidange, graissage, gonflage de pneu etc.</w:t>
             </w:r>
           </w:p>
         </w:tc>
@@ -4568,7 +5828,7 @@
                 <w:i w:val="0"/>
                 <w:sz w:val="16"/>
               </w:rPr>
-              <w:t>S07</w:t>
+              <w:t>S09</w:t>
               <w:br/>
             </w:r>
             <w:r>
@@ -4578,7 +5838,7 @@
                 <w:color w:val="64748B"/>
                 <w:sz w:val="14"/>
               </w:rPr>
-              <w:t>Consommation alimentaire</w:t>
+              <w:t>Dépenses non alimentaires</w:t>
             </w:r>
           </w:p>
         </w:tc>
@@ -4625,7 +5885,7 @@
                 <w:i w:val="0"/>
                 <w:sz w:val="17"/>
               </w:rPr>
-              <w:t>Prière de vérifier l'ensemble des questions relatives à ce membre et de les renseigner en totalité.</w:t>
+              <w:t>) de moyens de transport personnel (voitures, motos, bicyclette, etc.</w:t>
             </w:r>
           </w:p>
         </w:tc>
@@ -4658,7 +5918,7 @@
                 <w:i w:val="0"/>
                 <w:sz w:val="16"/>
               </w:rPr>
-              <w:t>S07</w:t>
+              <w:t>S09</w:t>
               <w:br/>
             </w:r>
             <w:r>
@@ -4668,7 +5928,7 @@
                 <w:color w:val="64748B"/>
                 <w:sz w:val="14"/>
               </w:rPr>
-              <w:t>Consommation alimentaire</w:t>
+              <w:t>Dépenses non alimentaires</w:t>
             </w:r>
           </w:p>
         </w:tc>
@@ -4684,7 +5944,7 @@
                 <w:color w:val="16A34A"/>
                 <w:sz w:val="16"/>
               </w:rPr>
-              <w:t>s00q04, s01q41, s02q14, s01q00b</w:t>
+              <w:t>—</w:t>
             </w:r>
           </w:p>
         </w:tc>
@@ -4715,7 +5975,7 @@
                 <w:i w:val="0"/>
                 <w:sz w:val="17"/>
               </w:rPr>
-              <w:t>Il manque des informations non renseignées de ( abdourahim diallo ), prière de renseignés toutes les questions liées à ( abdourahim diallo ).</w:t>
+              <w:t>) est relativement élevé.</w:t>
             </w:r>
           </w:p>
         </w:tc>
@@ -4748,7 +6008,7 @@
                 <w:i w:val="0"/>
                 <w:sz w:val="16"/>
               </w:rPr>
-              <w:t>S07</w:t>
+              <w:t>S09</w:t>
               <w:br/>
             </w:r>
             <w:r>
@@ -4758,7 +6018,7 @@
                 <w:color w:val="64748B"/>
                 <w:sz w:val="14"/>
               </w:rPr>
-              <w:t>Consommation alimentaire</w:t>
+              <w:t>Dépenses non alimentaires</w:t>
             </w:r>
           </w:p>
         </w:tc>
@@ -4805,7 +6065,7 @@
                 <w:i w:val="0"/>
                 <w:sz w:val="17"/>
               </w:rPr>
-              <w:t>La section sur le repas pris à l'extérieur du ménage du membre fatoumata binta diallo n'est pas renseignée à 100 %.</w:t>
+              <w:t>Prière de corriger ou de confirmer avec le QG.</w:t>
             </w:r>
           </w:p>
         </w:tc>
@@ -4838,7 +6098,7 @@
                 <w:i w:val="0"/>
                 <w:sz w:val="16"/>
               </w:rPr>
-              <w:t>S07</w:t>
+              <w:t>S09</w:t>
               <w:br/>
             </w:r>
             <w:r>
@@ -4848,7 +6108,7 @@
                 <w:color w:val="64748B"/>
                 <w:sz w:val="14"/>
               </w:rPr>
-              <w:t>Consommation alimentaire</w:t>
+              <w:t>Dépenses non alimentaires</w:t>
             </w:r>
           </w:p>
         </w:tc>
@@ -4864,7 +6124,7 @@
                 <w:color w:val="16A34A"/>
                 <w:sz w:val="16"/>
               </w:rPr>
-              <w:t>s00q04, s01q41, s02q14, s01q00b</w:t>
+              <w:t>s01q23, s01q00b, s01q23_autre</w:t>
             </w:r>
           </w:p>
         </w:tc>
@@ -4895,7 +6155,7 @@
                 <w:i w:val="0"/>
                 <w:sz w:val="17"/>
               </w:rPr>
-              <w:t>Il manque des informations non renseignées de ( fatoumata binta diallo ), prière de renseignés toutes les questions liées à ( fatoumata binta diallo ).</w:t>
+              <w:t>La dernière fois que vous avez acheté Chaussures enfants est boutique et marchand ambulant et semble exister dans les modalités, prière de prendre attache avec le QG pour plus d'explication afin de la classer bien.</w:t>
             </w:r>
           </w:p>
         </w:tc>
@@ -4928,7 +6188,7 @@
                 <w:i w:val="0"/>
                 <w:sz w:val="16"/>
               </w:rPr>
-              <w:t>S07</w:t>
+              <w:t>S09</w:t>
               <w:br/>
             </w:r>
             <w:r>
@@ -4938,7 +6198,7 @@
                 <w:color w:val="64748B"/>
                 <w:sz w:val="14"/>
               </w:rPr>
-              <w:t>Consommation alimentaire</w:t>
+              <w:t>Dépenses non alimentaires</w:t>
             </w:r>
           </w:p>
         </w:tc>
@@ -4985,7 +6245,7 @@
                 <w:i w:val="0"/>
                 <w:sz w:val="17"/>
               </w:rPr>
-              <w:t>La section sur le repas pris à l'extérieur du ménage du membre fatoumata diaraye diallo n'est pas renseignée à 100 %.</w:t>
+              <w:t>Attention ! La dépense du ménage de MAMADOU ALIOU DIALLO (15000 Fcfa) au cours de 6 derniers mois de Chaussures enfants est relativement élevé.</w:t>
             </w:r>
           </w:p>
         </w:tc>
@@ -5018,7 +6278,7 @@
                 <w:i w:val="0"/>
                 <w:sz w:val="16"/>
               </w:rPr>
-              <w:t>S07</w:t>
+              <w:t>S09</w:t>
               <w:br/>
             </w:r>
             <w:r>
@@ -5028,7 +6288,7 @@
                 <w:color w:val="64748B"/>
                 <w:sz w:val="14"/>
               </w:rPr>
-              <w:t>Consommation alimentaire</w:t>
+              <w:t>Dépenses non alimentaires</w:t>
             </w:r>
           </w:p>
         </w:tc>
@@ -5044,7 +6304,7 @@
                 <w:color w:val="16A34A"/>
                 <w:sz w:val="16"/>
               </w:rPr>
-              <w:t>s00q04, s01q41, s02q14, s01q00b</w:t>
+              <w:t>—</w:t>
             </w:r>
           </w:p>
         </w:tc>
@@ -5075,7 +6335,7 @@
                 <w:i w:val="0"/>
                 <w:sz w:val="17"/>
               </w:rPr>
-              <w:t>Il manque des informations non renseignées de ( fatoumata diaraye diallo ), prière de renseignés toutes les questions liées à ( fatoumata diaraye diallo ).</w:t>
+              <w:t>Prière de corriger ou de confirmer avec le QG.</w:t>
             </w:r>
           </w:p>
         </w:tc>
@@ -5108,7 +6368,7 @@
                 <w:i w:val="0"/>
                 <w:sz w:val="16"/>
               </w:rPr>
-              <w:t>S07</w:t>
+              <w:t>S09</w:t>
               <w:br/>
             </w:r>
             <w:r>
@@ -5118,7 +6378,7 @@
                 <w:color w:val="64748B"/>
                 <w:sz w:val="14"/>
               </w:rPr>
-              <w:t>Consommation alimentaire</w:t>
+              <w:t>Dépenses non alimentaires</w:t>
             </w:r>
           </w:p>
         </w:tc>
@@ -5134,7 +6394,7 @@
                 <w:color w:val="16A34A"/>
                 <w:sz w:val="16"/>
               </w:rPr>
-              <w:t>—</w:t>
+              <w:t>s01q23, s01q00b, s01q23_autre</w:t>
             </w:r>
           </w:p>
         </w:tc>
@@ -5165,7 +6425,7 @@
                 <w:i w:val="0"/>
                 <w:sz w:val="17"/>
               </w:rPr>
-              <w:t>La section sur le repas pris à l'extérieur du ménage du membre ismaila dialla n'est pas renseignée à 100 %.</w:t>
+              <w:t>La dernière fois que vous avez acheté Chaussures hommes est boutique et marchand ambulant et semble exister dans les modalités, prière de prendre attache avec le QG pour plus d'explication afin de la classer bien.</w:t>
             </w:r>
           </w:p>
         </w:tc>
@@ -5198,7 +6458,7 @@
                 <w:i w:val="0"/>
                 <w:sz w:val="16"/>
               </w:rPr>
-              <w:t>S07</w:t>
+              <w:t>S09</w:t>
               <w:br/>
             </w:r>
             <w:r>
@@ -5208,7 +6468,7 @@
                 <w:color w:val="64748B"/>
                 <w:sz w:val="14"/>
               </w:rPr>
-              <w:t>Consommation alimentaire</w:t>
+              <w:t>Dépenses non alimentaires</w:t>
             </w:r>
           </w:p>
         </w:tc>
@@ -5224,7 +6484,7 @@
                 <w:color w:val="16A34A"/>
                 <w:sz w:val="16"/>
               </w:rPr>
-              <w:t>s00q04, s01q41, s02q14, s01q00b</w:t>
+              <w:t>—</w:t>
             </w:r>
           </w:p>
         </w:tc>
@@ -5255,7 +6515,7 @@
                 <w:i w:val="0"/>
                 <w:sz w:val="17"/>
               </w:rPr>
-              <w:t>Il manque des informations non renseignées de ( ismaila dialla ), prière de renseignés toutes les questions liées à ( ismaila dialla ).</w:t>
+              <w:t>Attention ! La dépense du ménage de MAMADOU ALIOU DIALLO (2000 Fcfa) au cours de 6 derniers mois de Frais de confection et de réparation de vêtements homme: ensemble, pantalon, chemise, réparation, location vêtement, etc.</w:t>
             </w:r>
           </w:p>
         </w:tc>
@@ -5288,7 +6548,7 @@
                 <w:i w:val="0"/>
                 <w:sz w:val="16"/>
               </w:rPr>
-              <w:t>S07</w:t>
+              <w:t>S09</w:t>
               <w:br/>
             </w:r>
             <w:r>
@@ -5298,7 +6558,7 @@
                 <w:color w:val="64748B"/>
                 <w:sz w:val="14"/>
               </w:rPr>
-              <w:t>Consommation alimentaire</w:t>
+              <w:t>Dépenses non alimentaires</w:t>
             </w:r>
           </w:p>
         </w:tc>
@@ -5345,7 +6605,7 @@
                 <w:i w:val="0"/>
                 <w:sz w:val="17"/>
               </w:rPr>
-              <w:t>La section sur le repas pris à l'extérieur du ménage du membre mamadou aliou diallo n'est pas renseignée à 100 %.</w:t>
+              <w:t>est relativement élevé.</w:t>
             </w:r>
           </w:p>
         </w:tc>
@@ -5378,7 +6638,7 @@
                 <w:i w:val="0"/>
                 <w:sz w:val="16"/>
               </w:rPr>
-              <w:t>S07</w:t>
+              <w:t>S09</w:t>
               <w:br/>
             </w:r>
             <w:r>
@@ -5388,7 +6648,7 @@
                 <w:color w:val="64748B"/>
                 <w:sz w:val="14"/>
               </w:rPr>
-              <w:t>Consommation alimentaire</w:t>
+              <w:t>Dépenses non alimentaires</w:t>
             </w:r>
           </w:p>
         </w:tc>
@@ -5404,7 +6664,7 @@
                 <w:color w:val="16A34A"/>
                 <w:sz w:val="16"/>
               </w:rPr>
-              <w:t>s00q04, s01q41, s02q14, s01q00b</w:t>
+              <w:t>—</w:t>
             </w:r>
           </w:p>
         </w:tc>
@@ -5435,7 +6695,7 @@
                 <w:i w:val="0"/>
                 <w:sz w:val="17"/>
               </w:rPr>
-              <w:t>Il manque des informations non renseignées de ( mamadou aliou diallo ), prière de renseignés toutes les questions liées à ( mamadou aliou diallo ).</w:t>
+              <w:t>Attention ! La dépense du ménage de MAMADOU ALIOU DIALLO (2500 Fcfa) au cours de 6 derniers mois de Frais de confection et de réparation de vêtements enfants est relativement élevé.</w:t>
             </w:r>
           </w:p>
         </w:tc>
@@ -5468,7 +6728,7 @@
                 <w:i w:val="0"/>
                 <w:sz w:val="16"/>
               </w:rPr>
-              <w:t>S07</w:t>
+              <w:t>S09</w:t>
               <w:br/>
             </w:r>
             <w:r>
@@ -5478,7 +6738,7 @@
                 <w:color w:val="64748B"/>
                 <w:sz w:val="14"/>
               </w:rPr>
-              <w:t>Consommation alimentaire</w:t>
+              <w:t>Dépenses non alimentaires</w:t>
             </w:r>
           </w:p>
         </w:tc>
@@ -5494,7 +6754,7 @@
                 <w:color w:val="16A34A"/>
                 <w:sz w:val="16"/>
               </w:rPr>
-              <w:t>—</w:t>
+              <w:t>s01q23, s01q00b, s01q23_autre</w:t>
             </w:r>
           </w:p>
         </w:tc>
@@ -5525,7 +6785,7 @@
                 <w:i w:val="0"/>
                 <w:sz w:val="17"/>
               </w:rPr>
-              <w:t>La section sur le repas pris à l'extérieur du ménage du membre mamadou marouane diallo n'est pas renseignée à 100 %.</w:t>
+              <w:t>La dernière fois que vous avez acheté Lit, matelas, armoire et autres meubles de chambre à coucher est menuisier et semble exister dans les modalités, prière de prendre attache avec le QG pour plus d'explication afin de la classer bien.</w:t>
             </w:r>
           </w:p>
         </w:tc>
@@ -5558,7 +6818,7 @@
                 <w:i w:val="0"/>
                 <w:sz w:val="16"/>
               </w:rPr>
-              <w:t>S07</w:t>
+              <w:t>S09</w:t>
               <w:br/>
             </w:r>
             <w:r>
@@ -5568,7 +6828,7 @@
                 <w:color w:val="64748B"/>
                 <w:sz w:val="14"/>
               </w:rPr>
-              <w:t>Consommation alimentaire</w:t>
+              <w:t>Dépenses non alimentaires</w:t>
             </w:r>
           </w:p>
         </w:tc>
@@ -5584,7 +6844,7 @@
                 <w:color w:val="16A34A"/>
                 <w:sz w:val="16"/>
               </w:rPr>
-              <w:t>s00q04, s01q41, s02q14, s01q00b</w:t>
+              <w:t>—</w:t>
             </w:r>
           </w:p>
         </w:tc>
@@ -5615,7 +6875,7 @@
                 <w:i w:val="0"/>
                 <w:sz w:val="17"/>
               </w:rPr>
-              <w:t>Il manque des informations non renseignées de ( mamadou marouane diallo ), prière de renseignés toutes les questions liées à ( mamadou marouane diallo ).</w:t>
+              <w:t>Attention ! La dépense du ménage de MAMADOU ALIOU DIALLO (350000 Fcfa) au cours de 12 derniers mois de Lit, matelas, armoire et autres meubles de chambre à coucher est relativement élevé.</w:t>
             </w:r>
           </w:p>
         </w:tc>
@@ -5648,7 +6908,7 @@
                 <w:i w:val="0"/>
                 <w:sz w:val="16"/>
               </w:rPr>
-              <w:t>S07</w:t>
+              <w:t>S09</w:t>
               <w:br/>
             </w:r>
             <w:r>
@@ -5658,7 +6918,7 @@
                 <w:color w:val="64748B"/>
                 <w:sz w:val="14"/>
               </w:rPr>
-              <w:t>Consommation alimentaire</w:t>
+              <w:t>Dépenses non alimentaires</w:t>
             </w:r>
           </w:p>
         </w:tc>
@@ -5705,7 +6965,7 @@
                 <w:i w:val="0"/>
                 <w:sz w:val="17"/>
               </w:rPr>
-              <w:t>La section sur le repas pris à l'extérieur du ménage du membre mariama diallo n'est pas renseignée à 100 %.</w:t>
+              <w:t>Prière de corriger ou de confirmer avec le QG.</w:t>
             </w:r>
           </w:p>
         </w:tc>
@@ -5738,7 +6998,7 @@
                 <w:i w:val="0"/>
                 <w:sz w:val="16"/>
               </w:rPr>
-              <w:t>S07</w:t>
+              <w:t>S09</w:t>
               <w:br/>
             </w:r>
             <w:r>
@@ -5748,7 +7008,7 @@
                 <w:color w:val="64748B"/>
                 <w:sz w:val="14"/>
               </w:rPr>
-              <w:t>Consommation alimentaire</w:t>
+              <w:t>Dépenses non alimentaires</w:t>
             </w:r>
           </w:p>
         </w:tc>
@@ -5764,7 +7024,7 @@
                 <w:color w:val="16A34A"/>
                 <w:sz w:val="16"/>
               </w:rPr>
-              <w:t>s00q04, s01q41, s02q14, s01q00b</w:t>
+              <w:t>—</w:t>
             </w:r>
           </w:p>
         </w:tc>
@@ -5795,7 +7055,7 @@
                 <w:i w:val="0"/>
                 <w:sz w:val="17"/>
               </w:rPr>
-              <w:t>Il manque des informations non renseignées de ( mariama diallo ), prière de renseignés toutes les questions liées à ( mariama diallo ).</w:t>
+              <w:t>Attention ! La dépense du ménage de MAMADOU ALIOU DIALLO (140000 Fcfa) au cours de 12 derniers mois de Achat d'un téléphone portable est relativement élevé.</w:t>
             </w:r>
           </w:p>
         </w:tc>
@@ -5885,7 +7145,7 @@
                 <w:i w:val="0"/>
                 <w:sz w:val="17"/>
               </w:rPr>
-              <w:t>Attention ! La dépense du ménage de MAMADOU ALIOU DIALLO (1500 Fcfa) au cours de 7 derniers jours de Essence pour motocyclette est relativement élevé.</w:t>
+              <w:t>Attention ! La dépense du ménage de MAMADOU ALIOU DIALLO (3000 Fcfa) au cours de 12 derniers mois de Achat d’accessoires numériques (casque audio, écouteurs, haut-parleurs Bluetooth, etc.) pour usage personnel est relativement élevé.</w:t>
             </w:r>
           </w:p>
         </w:tc>
@@ -5975,7 +7235,7 @@
                 <w:i w:val="0"/>
                 <w:sz w:val="17"/>
               </w:rPr>
-              <w:t>Prière de corriger ou de confirmer avec le QG.</w:t>
+              <w:t>Attention ! La dépense du ménage de MAMADOU ALIOU DIALLO (5000 Fcfa) au cours de 12 derniers mois de Pièces détachées de moyens de transport individuel: pneu, batterie, bougie, carburateur, etc est relativement élevé.</w:t>
             </w:r>
           </w:p>
         </w:tc>
@@ -6065,7 +7325,7 @@
                 <w:i w:val="0"/>
                 <w:sz w:val="17"/>
               </w:rPr>
-              <w:t>Attention ! La dépense du ménage de MAMADOU ALIOU DIALLO (1000 Fcfa) au cours de 30 derniers jours de Bougies est relativement élevé.</w:t>
+              <w:t>Attention ! La dépense du ménage de MAMADOU ALIOU DIALLO (6000 Fcfa) au cours de 12 derniers mois de Achat de montres, réveils, etc est relativement élevé.</w:t>
             </w:r>
           </w:p>
         </w:tc>
@@ -6155,7 +7415,7 @@
                 <w:i w:val="0"/>
                 <w:sz w:val="17"/>
               </w:rPr>
-              <w:t>Prière de corriger ou de confirmer avec le QG.</w:t>
+              <w:t>Attention ! La dépense du ménage de MAMADOU ALIOU DIALLO (7500 Fcfa) au cours de 12 derniers mois de Achat d'une lampes (lampe électrique, lampe tempête, lampe torche, etc.) est relativement élevé.</w:t>
             </w:r>
           </w:p>
         </w:tc>
@@ -6188,7 +7448,7 @@
                 <w:i w:val="0"/>
                 <w:sz w:val="16"/>
               </w:rPr>
-              <w:t>S09</w:t>
+              <w:t>S10</w:t>
               <w:br/>
             </w:r>
             <w:r>
@@ -6198,7 +7458,7 @@
                 <w:color w:val="64748B"/>
                 <w:sz w:val="14"/>
               </w:rPr>
-              <w:t>Dépenses non alimentaires</w:t>
+              <w:t>Logement</w:t>
             </w:r>
           </w:p>
         </w:tc>
@@ -6214,7 +7474,7 @@
                 <w:color w:val="16A34A"/>
                 <w:sz w:val="16"/>
               </w:rPr>
-              <w:t>—</w:t>
+              <w:t>s00q07a, s00q08, s00q10, s00q13_0, s00q15_0, s00q17_0, s00q23a, s00q23b</w:t>
             </w:r>
           </w:p>
         </w:tc>
@@ -6245,1717 +7505,7 @@
                 <w:i w:val="0"/>
                 <w:sz w:val="17"/>
               </w:rPr>
-              <w:t>Attention ! La dépense du ménage de MAMADOU ALIOU DIALLO (30000 Fcfa) au cours de 3 derniers mois de Services de réparation et d'entretien (vidange, graissage, gonflage de pneu etc.</w:t>
-            </w:r>
-          </w:p>
-        </w:tc>
-      </w:tr>
-      <w:tr>
-        <w:tc>
-          <w:tcPr>
-            <w:tcW w:type="dxa" w:w="964"/>
-          </w:tcPr>
-          <w:p>
-            <w:r>
-              <w:rPr>
-                <w:b/>
-                <w:i w:val="0"/>
-                <w:color w:val="EA580C"/>
-                <w:sz w:val="16"/>
-              </w:rPr>
-              <w:t>Moyenne</w:t>
-            </w:r>
-          </w:p>
-        </w:tc>
-        <w:tc>
-          <w:tcPr>
-            <w:tcW w:type="dxa" w:w="1247"/>
-          </w:tcPr>
-          <w:p>
-            <w:r>
-              <w:rPr>
-                <w:b/>
-                <w:i w:val="0"/>
-                <w:sz w:val="16"/>
-              </w:rPr>
-              <w:t>S09</w:t>
-              <w:br/>
-            </w:r>
-            <w:r>
-              <w:rPr>
-                <w:b w:val="0"/>
-                <w:i w:val="0"/>
-                <w:color w:val="64748B"/>
-                <w:sz w:val="14"/>
-              </w:rPr>
-              <w:t>Dépenses non alimentaires</w:t>
-            </w:r>
-          </w:p>
-        </w:tc>
-        <w:tc>
-          <w:tcPr>
-            <w:tcW w:type="dxa" w:w="1531"/>
-          </w:tcPr>
-          <w:p>
-            <w:r>
-              <w:rPr>
-                <w:b/>
-                <w:i w:val="0"/>
-                <w:color w:val="16A34A"/>
-                <w:sz w:val="16"/>
-              </w:rPr>
-              <w:t>—</w:t>
-            </w:r>
-          </w:p>
-        </w:tc>
-        <w:tc>
-          <w:tcPr>
-            <w:tcW w:type="dxa" w:w="1191"/>
-          </w:tcPr>
-          <w:p>
-            <w:r>
-              <w:rPr>
-                <w:b w:val="0"/>
-                <w:i w:val="0"/>
-                <w:color w:val="64748B"/>
-                <w:sz w:val="16"/>
-              </w:rPr>
-              <w:t>GT-CQ</w:t>
-            </w:r>
-          </w:p>
-        </w:tc>
-        <w:tc>
-          <w:tcPr>
-            <w:tcW w:type="dxa" w:w="4706"/>
-          </w:tcPr>
-          <w:p>
-            <w:r>
-              <w:rPr>
-                <w:b w:val="0"/>
-                <w:i w:val="0"/>
-                <w:sz w:val="17"/>
-              </w:rPr>
-              <w:t>) de moyens de transport personnel (voitures, motos, bicyclette, etc.</w:t>
-            </w:r>
-          </w:p>
-        </w:tc>
-      </w:tr>
-      <w:tr>
-        <w:tc>
-          <w:tcPr>
-            <w:tcW w:type="dxa" w:w="964"/>
-          </w:tcPr>
-          <w:p>
-            <w:r>
-              <w:rPr>
-                <w:b/>
-                <w:i w:val="0"/>
-                <w:color w:val="EA580C"/>
-                <w:sz w:val="16"/>
-              </w:rPr>
-              <w:t>Moyenne</w:t>
-            </w:r>
-          </w:p>
-        </w:tc>
-        <w:tc>
-          <w:tcPr>
-            <w:tcW w:type="dxa" w:w="1247"/>
-          </w:tcPr>
-          <w:p>
-            <w:r>
-              <w:rPr>
-                <w:b/>
-                <w:i w:val="0"/>
-                <w:sz w:val="16"/>
-              </w:rPr>
-              <w:t>S09</w:t>
-              <w:br/>
-            </w:r>
-            <w:r>
-              <w:rPr>
-                <w:b w:val="0"/>
-                <w:i w:val="0"/>
-                <w:color w:val="64748B"/>
-                <w:sz w:val="14"/>
-              </w:rPr>
-              <w:t>Dépenses non alimentaires</w:t>
-            </w:r>
-          </w:p>
-        </w:tc>
-        <w:tc>
-          <w:tcPr>
-            <w:tcW w:type="dxa" w:w="1531"/>
-          </w:tcPr>
-          <w:p>
-            <w:r>
-              <w:rPr>
-                <w:b/>
-                <w:i w:val="0"/>
-                <w:color w:val="16A34A"/>
-                <w:sz w:val="16"/>
-              </w:rPr>
-              <w:t>—</w:t>
-            </w:r>
-          </w:p>
-        </w:tc>
-        <w:tc>
-          <w:tcPr>
-            <w:tcW w:type="dxa" w:w="1191"/>
-          </w:tcPr>
-          <w:p>
-            <w:r>
-              <w:rPr>
-                <w:b w:val="0"/>
-                <w:i w:val="0"/>
-                <w:color w:val="64748B"/>
-                <w:sz w:val="16"/>
-              </w:rPr>
-              <w:t>GT-CQ</w:t>
-            </w:r>
-          </w:p>
-        </w:tc>
-        <w:tc>
-          <w:tcPr>
-            <w:tcW w:type="dxa" w:w="4706"/>
-          </w:tcPr>
-          <w:p>
-            <w:r>
-              <w:rPr>
-                <w:b w:val="0"/>
-                <w:i w:val="0"/>
-                <w:sz w:val="17"/>
-              </w:rPr>
-              <w:t>) est relativement élevé.</w:t>
-            </w:r>
-          </w:p>
-        </w:tc>
-      </w:tr>
-      <w:tr>
-        <w:tc>
-          <w:tcPr>
-            <w:tcW w:type="dxa" w:w="964"/>
-          </w:tcPr>
-          <w:p>
-            <w:r>
-              <w:rPr>
-                <w:b/>
-                <w:i w:val="0"/>
-                <w:color w:val="EA580C"/>
-                <w:sz w:val="16"/>
-              </w:rPr>
-              <w:t>Moyenne</w:t>
-            </w:r>
-          </w:p>
-        </w:tc>
-        <w:tc>
-          <w:tcPr>
-            <w:tcW w:type="dxa" w:w="1247"/>
-          </w:tcPr>
-          <w:p>
-            <w:r>
-              <w:rPr>
-                <w:b/>
-                <w:i w:val="0"/>
-                <w:sz w:val="16"/>
-              </w:rPr>
-              <w:t>S09</w:t>
-              <w:br/>
-            </w:r>
-            <w:r>
-              <w:rPr>
-                <w:b w:val="0"/>
-                <w:i w:val="0"/>
-                <w:color w:val="64748B"/>
-                <w:sz w:val="14"/>
-              </w:rPr>
-              <w:t>Dépenses non alimentaires</w:t>
-            </w:r>
-          </w:p>
-        </w:tc>
-        <w:tc>
-          <w:tcPr>
-            <w:tcW w:type="dxa" w:w="1531"/>
-          </w:tcPr>
-          <w:p>
-            <w:r>
-              <w:rPr>
-                <w:b/>
-                <w:i w:val="0"/>
-                <w:color w:val="16A34A"/>
-                <w:sz w:val="16"/>
-              </w:rPr>
-              <w:t>—</w:t>
-            </w:r>
-          </w:p>
-        </w:tc>
-        <w:tc>
-          <w:tcPr>
-            <w:tcW w:type="dxa" w:w="1191"/>
-          </w:tcPr>
-          <w:p>
-            <w:r>
-              <w:rPr>
-                <w:b w:val="0"/>
-                <w:i w:val="0"/>
-                <w:color w:val="64748B"/>
-                <w:sz w:val="16"/>
-              </w:rPr>
-              <w:t>GT-CQ</w:t>
-            </w:r>
-          </w:p>
-        </w:tc>
-        <w:tc>
-          <w:tcPr>
-            <w:tcW w:type="dxa" w:w="4706"/>
-          </w:tcPr>
-          <w:p>
-            <w:r>
-              <w:rPr>
-                <w:b w:val="0"/>
-                <w:i w:val="0"/>
-                <w:sz w:val="17"/>
-              </w:rPr>
-              <w:t>Prière de corriger ou de confirmer avec le QG.</w:t>
-            </w:r>
-          </w:p>
-        </w:tc>
-      </w:tr>
-      <w:tr>
-        <w:tc>
-          <w:tcPr>
-            <w:tcW w:type="dxa" w:w="964"/>
-          </w:tcPr>
-          <w:p>
-            <w:r>
-              <w:rPr>
-                <w:b/>
-                <w:i w:val="0"/>
-                <w:color w:val="EA580C"/>
-                <w:sz w:val="16"/>
-              </w:rPr>
-              <w:t>Moyenne</w:t>
-            </w:r>
-          </w:p>
-        </w:tc>
-        <w:tc>
-          <w:tcPr>
-            <w:tcW w:type="dxa" w:w="1247"/>
-          </w:tcPr>
-          <w:p>
-            <w:r>
-              <w:rPr>
-                <w:b/>
-                <w:i w:val="0"/>
-                <w:sz w:val="16"/>
-              </w:rPr>
-              <w:t>S09</w:t>
-              <w:br/>
-            </w:r>
-            <w:r>
-              <w:rPr>
-                <w:b w:val="0"/>
-                <w:i w:val="0"/>
-                <w:color w:val="64748B"/>
-                <w:sz w:val="14"/>
-              </w:rPr>
-              <w:t>Dépenses non alimentaires</w:t>
-            </w:r>
-          </w:p>
-        </w:tc>
-        <w:tc>
-          <w:tcPr>
-            <w:tcW w:type="dxa" w:w="1531"/>
-          </w:tcPr>
-          <w:p>
-            <w:r>
-              <w:rPr>
-                <w:b/>
-                <w:i w:val="0"/>
-                <w:color w:val="16A34A"/>
-                <w:sz w:val="16"/>
-              </w:rPr>
-              <w:t>s01q23, s01q00b, s01q23_autre</w:t>
-            </w:r>
-          </w:p>
-        </w:tc>
-        <w:tc>
-          <w:tcPr>
-            <w:tcW w:type="dxa" w:w="1191"/>
-          </w:tcPr>
-          <w:p>
-            <w:r>
-              <w:rPr>
-                <w:b w:val="0"/>
-                <w:i w:val="0"/>
-                <w:color w:val="64748B"/>
-                <w:sz w:val="16"/>
-              </w:rPr>
-              <w:t>GT-CQ</w:t>
-            </w:r>
-          </w:p>
-        </w:tc>
-        <w:tc>
-          <w:tcPr>
-            <w:tcW w:type="dxa" w:w="4706"/>
-          </w:tcPr>
-          <w:p>
-            <w:r>
-              <w:rPr>
-                <w:b w:val="0"/>
-                <w:i w:val="0"/>
-                <w:sz w:val="17"/>
-              </w:rPr>
-              <w:t>La dernière fois que vous avez acheté Chaussures enfants est boutique et marchand ambulant et semble exister dans les modalités, prière de prendre attache avec le QG pour plus d'explication afin de la classer bien.</w:t>
-            </w:r>
-          </w:p>
-        </w:tc>
-      </w:tr>
-      <w:tr>
-        <w:tc>
-          <w:tcPr>
-            <w:tcW w:type="dxa" w:w="964"/>
-          </w:tcPr>
-          <w:p>
-            <w:r>
-              <w:rPr>
-                <w:b/>
-                <w:i w:val="0"/>
-                <w:color w:val="EA580C"/>
-                <w:sz w:val="16"/>
-              </w:rPr>
-              <w:t>Moyenne</w:t>
-            </w:r>
-          </w:p>
-        </w:tc>
-        <w:tc>
-          <w:tcPr>
-            <w:tcW w:type="dxa" w:w="1247"/>
-          </w:tcPr>
-          <w:p>
-            <w:r>
-              <w:rPr>
-                <w:b/>
-                <w:i w:val="0"/>
-                <w:sz w:val="16"/>
-              </w:rPr>
-              <w:t>S09</w:t>
-              <w:br/>
-            </w:r>
-            <w:r>
-              <w:rPr>
-                <w:b w:val="0"/>
-                <w:i w:val="0"/>
-                <w:color w:val="64748B"/>
-                <w:sz w:val="14"/>
-              </w:rPr>
-              <w:t>Dépenses non alimentaires</w:t>
-            </w:r>
-          </w:p>
-        </w:tc>
-        <w:tc>
-          <w:tcPr>
-            <w:tcW w:type="dxa" w:w="1531"/>
-          </w:tcPr>
-          <w:p>
-            <w:r>
-              <w:rPr>
-                <w:b/>
-                <w:i w:val="0"/>
-                <w:color w:val="16A34A"/>
-                <w:sz w:val="16"/>
-              </w:rPr>
-              <w:t>—</w:t>
-            </w:r>
-          </w:p>
-        </w:tc>
-        <w:tc>
-          <w:tcPr>
-            <w:tcW w:type="dxa" w:w="1191"/>
-          </w:tcPr>
-          <w:p>
-            <w:r>
-              <w:rPr>
-                <w:b w:val="0"/>
-                <w:i w:val="0"/>
-                <w:color w:val="64748B"/>
-                <w:sz w:val="16"/>
-              </w:rPr>
-              <w:t>GT-CQ</w:t>
-            </w:r>
-          </w:p>
-        </w:tc>
-        <w:tc>
-          <w:tcPr>
-            <w:tcW w:type="dxa" w:w="4706"/>
-          </w:tcPr>
-          <w:p>
-            <w:r>
-              <w:rPr>
-                <w:b w:val="0"/>
-                <w:i w:val="0"/>
-                <w:sz w:val="17"/>
-              </w:rPr>
-              <w:t>Attention ! La dépense du ménage de MAMADOU ALIOU DIALLO (15000 Fcfa) au cours de 6 derniers mois de Chaussures enfants est relativement élevé.</w:t>
-            </w:r>
-          </w:p>
-        </w:tc>
-      </w:tr>
-      <w:tr>
-        <w:tc>
-          <w:tcPr>
-            <w:tcW w:type="dxa" w:w="964"/>
-          </w:tcPr>
-          <w:p>
-            <w:r>
-              <w:rPr>
-                <w:b/>
-                <w:i w:val="0"/>
-                <w:color w:val="EA580C"/>
-                <w:sz w:val="16"/>
-              </w:rPr>
-              <w:t>Moyenne</w:t>
-            </w:r>
-          </w:p>
-        </w:tc>
-        <w:tc>
-          <w:tcPr>
-            <w:tcW w:type="dxa" w:w="1247"/>
-          </w:tcPr>
-          <w:p>
-            <w:r>
-              <w:rPr>
-                <w:b/>
-                <w:i w:val="0"/>
-                <w:sz w:val="16"/>
-              </w:rPr>
-              <w:t>S09</w:t>
-              <w:br/>
-            </w:r>
-            <w:r>
-              <w:rPr>
-                <w:b w:val="0"/>
-                <w:i w:val="0"/>
-                <w:color w:val="64748B"/>
-                <w:sz w:val="14"/>
-              </w:rPr>
-              <w:t>Dépenses non alimentaires</w:t>
-            </w:r>
-          </w:p>
-        </w:tc>
-        <w:tc>
-          <w:tcPr>
-            <w:tcW w:type="dxa" w:w="1531"/>
-          </w:tcPr>
-          <w:p>
-            <w:r>
-              <w:rPr>
-                <w:b/>
-                <w:i w:val="0"/>
-                <w:color w:val="16A34A"/>
-                <w:sz w:val="16"/>
-              </w:rPr>
-              <w:t>—</w:t>
-            </w:r>
-          </w:p>
-        </w:tc>
-        <w:tc>
-          <w:tcPr>
-            <w:tcW w:type="dxa" w:w="1191"/>
-          </w:tcPr>
-          <w:p>
-            <w:r>
-              <w:rPr>
-                <w:b w:val="0"/>
-                <w:i w:val="0"/>
-                <w:color w:val="64748B"/>
-                <w:sz w:val="16"/>
-              </w:rPr>
-              <w:t>GT-CQ</w:t>
-            </w:r>
-          </w:p>
-        </w:tc>
-        <w:tc>
-          <w:tcPr>
-            <w:tcW w:type="dxa" w:w="4706"/>
-          </w:tcPr>
-          <w:p>
-            <w:r>
-              <w:rPr>
-                <w:b w:val="0"/>
-                <w:i w:val="0"/>
-                <w:sz w:val="17"/>
-              </w:rPr>
-              <w:t>Prière de corriger ou de confirmer avec le QG.</w:t>
-            </w:r>
-          </w:p>
-        </w:tc>
-      </w:tr>
-      <w:tr>
-        <w:tc>
-          <w:tcPr>
-            <w:tcW w:type="dxa" w:w="964"/>
-          </w:tcPr>
-          <w:p>
-            <w:r>
-              <w:rPr>
-                <w:b/>
-                <w:i w:val="0"/>
-                <w:color w:val="EA580C"/>
-                <w:sz w:val="16"/>
-              </w:rPr>
-              <w:t>Moyenne</w:t>
-            </w:r>
-          </w:p>
-        </w:tc>
-        <w:tc>
-          <w:tcPr>
-            <w:tcW w:type="dxa" w:w="1247"/>
-          </w:tcPr>
-          <w:p>
-            <w:r>
-              <w:rPr>
-                <w:b/>
-                <w:i w:val="0"/>
-                <w:sz w:val="16"/>
-              </w:rPr>
-              <w:t>S09</w:t>
-              <w:br/>
-            </w:r>
-            <w:r>
-              <w:rPr>
-                <w:b w:val="0"/>
-                <w:i w:val="0"/>
-                <w:color w:val="64748B"/>
-                <w:sz w:val="14"/>
-              </w:rPr>
-              <w:t>Dépenses non alimentaires</w:t>
-            </w:r>
-          </w:p>
-        </w:tc>
-        <w:tc>
-          <w:tcPr>
-            <w:tcW w:type="dxa" w:w="1531"/>
-          </w:tcPr>
-          <w:p>
-            <w:r>
-              <w:rPr>
-                <w:b/>
-                <w:i w:val="0"/>
-                <w:color w:val="16A34A"/>
-                <w:sz w:val="16"/>
-              </w:rPr>
-              <w:t>s01q23, s01q00b, s01q23_autre</w:t>
-            </w:r>
-          </w:p>
-        </w:tc>
-        <w:tc>
-          <w:tcPr>
-            <w:tcW w:type="dxa" w:w="1191"/>
-          </w:tcPr>
-          <w:p>
-            <w:r>
-              <w:rPr>
-                <w:b w:val="0"/>
-                <w:i w:val="0"/>
-                <w:color w:val="64748B"/>
-                <w:sz w:val="16"/>
-              </w:rPr>
-              <w:t>GT-CQ</w:t>
-            </w:r>
-          </w:p>
-        </w:tc>
-        <w:tc>
-          <w:tcPr>
-            <w:tcW w:type="dxa" w:w="4706"/>
-          </w:tcPr>
-          <w:p>
-            <w:r>
-              <w:rPr>
-                <w:b w:val="0"/>
-                <w:i w:val="0"/>
-                <w:sz w:val="17"/>
-              </w:rPr>
-              <w:t>La dernière fois que vous avez acheté Chaussures hommes est boutique et marchand ambulant et semble exister dans les modalités, prière de prendre attache avec le QG pour plus d'explication afin de la classer bien.</w:t>
-            </w:r>
-          </w:p>
-        </w:tc>
-      </w:tr>
-      <w:tr>
-        <w:tc>
-          <w:tcPr>
-            <w:tcW w:type="dxa" w:w="964"/>
-          </w:tcPr>
-          <w:p>
-            <w:r>
-              <w:rPr>
-                <w:b/>
-                <w:i w:val="0"/>
-                <w:color w:val="EA580C"/>
-                <w:sz w:val="16"/>
-              </w:rPr>
-              <w:t>Moyenne</w:t>
-            </w:r>
-          </w:p>
-        </w:tc>
-        <w:tc>
-          <w:tcPr>
-            <w:tcW w:type="dxa" w:w="1247"/>
-          </w:tcPr>
-          <w:p>
-            <w:r>
-              <w:rPr>
-                <w:b/>
-                <w:i w:val="0"/>
-                <w:sz w:val="16"/>
-              </w:rPr>
-              <w:t>S09</w:t>
-              <w:br/>
-            </w:r>
-            <w:r>
-              <w:rPr>
-                <w:b w:val="0"/>
-                <w:i w:val="0"/>
-                <w:color w:val="64748B"/>
-                <w:sz w:val="14"/>
-              </w:rPr>
-              <w:t>Dépenses non alimentaires</w:t>
-            </w:r>
-          </w:p>
-        </w:tc>
-        <w:tc>
-          <w:tcPr>
-            <w:tcW w:type="dxa" w:w="1531"/>
-          </w:tcPr>
-          <w:p>
-            <w:r>
-              <w:rPr>
-                <w:b/>
-                <w:i w:val="0"/>
-                <w:color w:val="16A34A"/>
-                <w:sz w:val="16"/>
-              </w:rPr>
-              <w:t>—</w:t>
-            </w:r>
-          </w:p>
-        </w:tc>
-        <w:tc>
-          <w:tcPr>
-            <w:tcW w:type="dxa" w:w="1191"/>
-          </w:tcPr>
-          <w:p>
-            <w:r>
-              <w:rPr>
-                <w:b w:val="0"/>
-                <w:i w:val="0"/>
-                <w:color w:val="64748B"/>
-                <w:sz w:val="16"/>
-              </w:rPr>
-              <w:t>GT-CQ</w:t>
-            </w:r>
-          </w:p>
-        </w:tc>
-        <w:tc>
-          <w:tcPr>
-            <w:tcW w:type="dxa" w:w="4706"/>
-          </w:tcPr>
-          <w:p>
-            <w:r>
-              <w:rPr>
-                <w:b w:val="0"/>
-                <w:i w:val="0"/>
-                <w:sz w:val="17"/>
-              </w:rPr>
-              <w:t>Attention ! La dépense du ménage de MAMADOU ALIOU DIALLO (2000 Fcfa) au cours de 6 derniers mois de Frais de confection et de réparation de vêtements homme: ensemble, pantalon, chemise, réparation, location vêtement, etc.</w:t>
-            </w:r>
-          </w:p>
-        </w:tc>
-      </w:tr>
-      <w:tr>
-        <w:tc>
-          <w:tcPr>
-            <w:tcW w:type="dxa" w:w="964"/>
-          </w:tcPr>
-          <w:p>
-            <w:r>
-              <w:rPr>
-                <w:b/>
-                <w:i w:val="0"/>
-                <w:color w:val="EA580C"/>
-                <w:sz w:val="16"/>
-              </w:rPr>
-              <w:t>Moyenne</w:t>
-            </w:r>
-          </w:p>
-        </w:tc>
-        <w:tc>
-          <w:tcPr>
-            <w:tcW w:type="dxa" w:w="1247"/>
-          </w:tcPr>
-          <w:p>
-            <w:r>
-              <w:rPr>
-                <w:b/>
-                <w:i w:val="0"/>
-                <w:sz w:val="16"/>
-              </w:rPr>
-              <w:t>S09</w:t>
-              <w:br/>
-            </w:r>
-            <w:r>
-              <w:rPr>
-                <w:b w:val="0"/>
-                <w:i w:val="0"/>
-                <w:color w:val="64748B"/>
-                <w:sz w:val="14"/>
-              </w:rPr>
-              <w:t>Dépenses non alimentaires</w:t>
-            </w:r>
-          </w:p>
-        </w:tc>
-        <w:tc>
-          <w:tcPr>
-            <w:tcW w:type="dxa" w:w="1531"/>
-          </w:tcPr>
-          <w:p>
-            <w:r>
-              <w:rPr>
-                <w:b/>
-                <w:i w:val="0"/>
-                <w:color w:val="16A34A"/>
-                <w:sz w:val="16"/>
-              </w:rPr>
-              <w:t>—</w:t>
-            </w:r>
-          </w:p>
-        </w:tc>
-        <w:tc>
-          <w:tcPr>
-            <w:tcW w:type="dxa" w:w="1191"/>
-          </w:tcPr>
-          <w:p>
-            <w:r>
-              <w:rPr>
-                <w:b w:val="0"/>
-                <w:i w:val="0"/>
-                <w:color w:val="64748B"/>
-                <w:sz w:val="16"/>
-              </w:rPr>
-              <w:t>GT-CQ</w:t>
-            </w:r>
-          </w:p>
-        </w:tc>
-        <w:tc>
-          <w:tcPr>
-            <w:tcW w:type="dxa" w:w="4706"/>
-          </w:tcPr>
-          <w:p>
-            <w:r>
-              <w:rPr>
-                <w:b w:val="0"/>
-                <w:i w:val="0"/>
-                <w:sz w:val="17"/>
-              </w:rPr>
-              <w:t>est relativement élevé.</w:t>
-            </w:r>
-          </w:p>
-        </w:tc>
-      </w:tr>
-      <w:tr>
-        <w:tc>
-          <w:tcPr>
-            <w:tcW w:type="dxa" w:w="964"/>
-          </w:tcPr>
-          <w:p>
-            <w:r>
-              <w:rPr>
-                <w:b/>
-                <w:i w:val="0"/>
-                <w:color w:val="EA580C"/>
-                <w:sz w:val="16"/>
-              </w:rPr>
-              <w:t>Moyenne</w:t>
-            </w:r>
-          </w:p>
-        </w:tc>
-        <w:tc>
-          <w:tcPr>
-            <w:tcW w:type="dxa" w:w="1247"/>
-          </w:tcPr>
-          <w:p>
-            <w:r>
-              <w:rPr>
-                <w:b/>
-                <w:i w:val="0"/>
-                <w:sz w:val="16"/>
-              </w:rPr>
-              <w:t>S09</w:t>
-              <w:br/>
-            </w:r>
-            <w:r>
-              <w:rPr>
-                <w:b w:val="0"/>
-                <w:i w:val="0"/>
-                <w:color w:val="64748B"/>
-                <w:sz w:val="14"/>
-              </w:rPr>
-              <w:t>Dépenses non alimentaires</w:t>
-            </w:r>
-          </w:p>
-        </w:tc>
-        <w:tc>
-          <w:tcPr>
-            <w:tcW w:type="dxa" w:w="1531"/>
-          </w:tcPr>
-          <w:p>
-            <w:r>
-              <w:rPr>
-                <w:b/>
-                <w:i w:val="0"/>
-                <w:color w:val="16A34A"/>
-                <w:sz w:val="16"/>
-              </w:rPr>
-              <w:t>—</w:t>
-            </w:r>
-          </w:p>
-        </w:tc>
-        <w:tc>
-          <w:tcPr>
-            <w:tcW w:type="dxa" w:w="1191"/>
-          </w:tcPr>
-          <w:p>
-            <w:r>
-              <w:rPr>
-                <w:b w:val="0"/>
-                <w:i w:val="0"/>
-                <w:color w:val="64748B"/>
-                <w:sz w:val="16"/>
-              </w:rPr>
-              <w:t>GT-CQ</w:t>
-            </w:r>
-          </w:p>
-        </w:tc>
-        <w:tc>
-          <w:tcPr>
-            <w:tcW w:type="dxa" w:w="4706"/>
-          </w:tcPr>
-          <w:p>
-            <w:r>
-              <w:rPr>
-                <w:b w:val="0"/>
-                <w:i w:val="0"/>
-                <w:sz w:val="17"/>
-              </w:rPr>
-              <w:t>Attention ! La dépense du ménage de MAMADOU ALIOU DIALLO (2500 Fcfa) au cours de 6 derniers mois de Frais de confection et de réparation de vêtements enfants est relativement élevé.</w:t>
-            </w:r>
-          </w:p>
-        </w:tc>
-      </w:tr>
-      <w:tr>
-        <w:tc>
-          <w:tcPr>
-            <w:tcW w:type="dxa" w:w="964"/>
-          </w:tcPr>
-          <w:p>
-            <w:r>
-              <w:rPr>
-                <w:b/>
-                <w:i w:val="0"/>
-                <w:color w:val="EA580C"/>
-                <w:sz w:val="16"/>
-              </w:rPr>
-              <w:t>Moyenne</w:t>
-            </w:r>
-          </w:p>
-        </w:tc>
-        <w:tc>
-          <w:tcPr>
-            <w:tcW w:type="dxa" w:w="1247"/>
-          </w:tcPr>
-          <w:p>
-            <w:r>
-              <w:rPr>
-                <w:b/>
-                <w:i w:val="0"/>
-                <w:sz w:val="16"/>
-              </w:rPr>
-              <w:t>S09</w:t>
-              <w:br/>
-            </w:r>
-            <w:r>
-              <w:rPr>
-                <w:b w:val="0"/>
-                <w:i w:val="0"/>
-                <w:color w:val="64748B"/>
-                <w:sz w:val="14"/>
-              </w:rPr>
-              <w:t>Dépenses non alimentaires</w:t>
-            </w:r>
-          </w:p>
-        </w:tc>
-        <w:tc>
-          <w:tcPr>
-            <w:tcW w:type="dxa" w:w="1531"/>
-          </w:tcPr>
-          <w:p>
-            <w:r>
-              <w:rPr>
-                <w:b/>
-                <w:i w:val="0"/>
-                <w:color w:val="16A34A"/>
-                <w:sz w:val="16"/>
-              </w:rPr>
-              <w:t>s01q23, s01q00b, s01q23_autre</w:t>
-            </w:r>
-          </w:p>
-        </w:tc>
-        <w:tc>
-          <w:tcPr>
-            <w:tcW w:type="dxa" w:w="1191"/>
-          </w:tcPr>
-          <w:p>
-            <w:r>
-              <w:rPr>
-                <w:b w:val="0"/>
-                <w:i w:val="0"/>
-                <w:color w:val="64748B"/>
-                <w:sz w:val="16"/>
-              </w:rPr>
-              <w:t>GT-CQ</w:t>
-            </w:r>
-          </w:p>
-        </w:tc>
-        <w:tc>
-          <w:tcPr>
-            <w:tcW w:type="dxa" w:w="4706"/>
-          </w:tcPr>
-          <w:p>
-            <w:r>
-              <w:rPr>
-                <w:b w:val="0"/>
-                <w:i w:val="0"/>
-                <w:sz w:val="17"/>
-              </w:rPr>
-              <w:t>La dernière fois que vous avez acheté Lit, matelas, armoire et autres meubles de chambre à coucher est menuisier et semble exister dans les modalités, prière de prendre attache avec le QG pour plus d'explication afin de la classer bien.</w:t>
-            </w:r>
-          </w:p>
-        </w:tc>
-      </w:tr>
-      <w:tr>
-        <w:tc>
-          <w:tcPr>
-            <w:tcW w:type="dxa" w:w="964"/>
-          </w:tcPr>
-          <w:p>
-            <w:r>
-              <w:rPr>
-                <w:b/>
-                <w:i w:val="0"/>
-                <w:color w:val="EA580C"/>
-                <w:sz w:val="16"/>
-              </w:rPr>
-              <w:t>Moyenne</w:t>
-            </w:r>
-          </w:p>
-        </w:tc>
-        <w:tc>
-          <w:tcPr>
-            <w:tcW w:type="dxa" w:w="1247"/>
-          </w:tcPr>
-          <w:p>
-            <w:r>
-              <w:rPr>
-                <w:b/>
-                <w:i w:val="0"/>
-                <w:sz w:val="16"/>
-              </w:rPr>
-              <w:t>S09</w:t>
-              <w:br/>
-            </w:r>
-            <w:r>
-              <w:rPr>
-                <w:b w:val="0"/>
-                <w:i w:val="0"/>
-                <w:color w:val="64748B"/>
-                <w:sz w:val="14"/>
-              </w:rPr>
-              <w:t>Dépenses non alimentaires</w:t>
-            </w:r>
-          </w:p>
-        </w:tc>
-        <w:tc>
-          <w:tcPr>
-            <w:tcW w:type="dxa" w:w="1531"/>
-          </w:tcPr>
-          <w:p>
-            <w:r>
-              <w:rPr>
-                <w:b/>
-                <w:i w:val="0"/>
-                <w:color w:val="16A34A"/>
-                <w:sz w:val="16"/>
-              </w:rPr>
-              <w:t>—</w:t>
-            </w:r>
-          </w:p>
-        </w:tc>
-        <w:tc>
-          <w:tcPr>
-            <w:tcW w:type="dxa" w:w="1191"/>
-          </w:tcPr>
-          <w:p>
-            <w:r>
-              <w:rPr>
-                <w:b w:val="0"/>
-                <w:i w:val="0"/>
-                <w:color w:val="64748B"/>
-                <w:sz w:val="16"/>
-              </w:rPr>
-              <w:t>GT-CQ</w:t>
-            </w:r>
-          </w:p>
-        </w:tc>
-        <w:tc>
-          <w:tcPr>
-            <w:tcW w:type="dxa" w:w="4706"/>
-          </w:tcPr>
-          <w:p>
-            <w:r>
-              <w:rPr>
-                <w:b w:val="0"/>
-                <w:i w:val="0"/>
-                <w:sz w:val="17"/>
-              </w:rPr>
-              <w:t>Attention ! La dépense du ménage de MAMADOU ALIOU DIALLO (350000 Fcfa) au cours de 12 derniers mois de Lit, matelas, armoire et autres meubles de chambre à coucher est relativement élevé.</w:t>
-            </w:r>
-          </w:p>
-        </w:tc>
-      </w:tr>
-      <w:tr>
-        <w:tc>
-          <w:tcPr>
-            <w:tcW w:type="dxa" w:w="964"/>
-          </w:tcPr>
-          <w:p>
-            <w:r>
-              <w:rPr>
-                <w:b/>
-                <w:i w:val="0"/>
-                <w:color w:val="EA580C"/>
-                <w:sz w:val="16"/>
-              </w:rPr>
-              <w:t>Moyenne</w:t>
-            </w:r>
-          </w:p>
-        </w:tc>
-        <w:tc>
-          <w:tcPr>
-            <w:tcW w:type="dxa" w:w="1247"/>
-          </w:tcPr>
-          <w:p>
-            <w:r>
-              <w:rPr>
-                <w:b/>
-                <w:i w:val="0"/>
-                <w:sz w:val="16"/>
-              </w:rPr>
-              <w:t>S09</w:t>
-              <w:br/>
-            </w:r>
-            <w:r>
-              <w:rPr>
-                <w:b w:val="0"/>
-                <w:i w:val="0"/>
-                <w:color w:val="64748B"/>
-                <w:sz w:val="14"/>
-              </w:rPr>
-              <w:t>Dépenses non alimentaires</w:t>
-            </w:r>
-          </w:p>
-        </w:tc>
-        <w:tc>
-          <w:tcPr>
-            <w:tcW w:type="dxa" w:w="1531"/>
-          </w:tcPr>
-          <w:p>
-            <w:r>
-              <w:rPr>
-                <w:b/>
-                <w:i w:val="0"/>
-                <w:color w:val="16A34A"/>
-                <w:sz w:val="16"/>
-              </w:rPr>
-              <w:t>—</w:t>
-            </w:r>
-          </w:p>
-        </w:tc>
-        <w:tc>
-          <w:tcPr>
-            <w:tcW w:type="dxa" w:w="1191"/>
-          </w:tcPr>
-          <w:p>
-            <w:r>
-              <w:rPr>
-                <w:b w:val="0"/>
-                <w:i w:val="0"/>
-                <w:color w:val="64748B"/>
-                <w:sz w:val="16"/>
-              </w:rPr>
-              <w:t>GT-CQ</w:t>
-            </w:r>
-          </w:p>
-        </w:tc>
-        <w:tc>
-          <w:tcPr>
-            <w:tcW w:type="dxa" w:w="4706"/>
-          </w:tcPr>
-          <w:p>
-            <w:r>
-              <w:rPr>
-                <w:b w:val="0"/>
-                <w:i w:val="0"/>
-                <w:sz w:val="17"/>
-              </w:rPr>
-              <w:t>Prière de corriger ou de confirmer avec le QG.</w:t>
-            </w:r>
-          </w:p>
-        </w:tc>
-      </w:tr>
-      <w:tr>
-        <w:tc>
-          <w:tcPr>
-            <w:tcW w:type="dxa" w:w="964"/>
-          </w:tcPr>
-          <w:p>
-            <w:r>
-              <w:rPr>
-                <w:b/>
-                <w:i w:val="0"/>
-                <w:color w:val="EA580C"/>
-                <w:sz w:val="16"/>
-              </w:rPr>
-              <w:t>Moyenne</w:t>
-            </w:r>
-          </w:p>
-        </w:tc>
-        <w:tc>
-          <w:tcPr>
-            <w:tcW w:type="dxa" w:w="1247"/>
-          </w:tcPr>
-          <w:p>
-            <w:r>
-              <w:rPr>
-                <w:b/>
-                <w:i w:val="0"/>
-                <w:sz w:val="16"/>
-              </w:rPr>
-              <w:t>S09</w:t>
-              <w:br/>
-            </w:r>
-            <w:r>
-              <w:rPr>
-                <w:b w:val="0"/>
-                <w:i w:val="0"/>
-                <w:color w:val="64748B"/>
-                <w:sz w:val="14"/>
-              </w:rPr>
-              <w:t>Dépenses non alimentaires</w:t>
-            </w:r>
-          </w:p>
-        </w:tc>
-        <w:tc>
-          <w:tcPr>
-            <w:tcW w:type="dxa" w:w="1531"/>
-          </w:tcPr>
-          <w:p>
-            <w:r>
-              <w:rPr>
-                <w:b/>
-                <w:i w:val="0"/>
-                <w:color w:val="16A34A"/>
-                <w:sz w:val="16"/>
-              </w:rPr>
-              <w:t>—</w:t>
-            </w:r>
-          </w:p>
-        </w:tc>
-        <w:tc>
-          <w:tcPr>
-            <w:tcW w:type="dxa" w:w="1191"/>
-          </w:tcPr>
-          <w:p>
-            <w:r>
-              <w:rPr>
-                <w:b w:val="0"/>
-                <w:i w:val="0"/>
-                <w:color w:val="64748B"/>
-                <w:sz w:val="16"/>
-              </w:rPr>
-              <w:t>GT-CQ</w:t>
-            </w:r>
-          </w:p>
-        </w:tc>
-        <w:tc>
-          <w:tcPr>
-            <w:tcW w:type="dxa" w:w="4706"/>
-          </w:tcPr>
-          <w:p>
-            <w:r>
-              <w:rPr>
-                <w:b w:val="0"/>
-                <w:i w:val="0"/>
-                <w:sz w:val="17"/>
-              </w:rPr>
-              <w:t>Attention ! La dépense du ménage de MAMADOU ALIOU DIALLO (140000 Fcfa) au cours de 12 derniers mois de Achat d'un téléphone portable est relativement élevé.</w:t>
-            </w:r>
-          </w:p>
-        </w:tc>
-      </w:tr>
-      <w:tr>
-        <w:tc>
-          <w:tcPr>
-            <w:tcW w:type="dxa" w:w="964"/>
-          </w:tcPr>
-          <w:p>
-            <w:r>
-              <w:rPr>
-                <w:b/>
-                <w:i w:val="0"/>
-                <w:color w:val="EA580C"/>
-                <w:sz w:val="16"/>
-              </w:rPr>
-              <w:t>Moyenne</w:t>
-            </w:r>
-          </w:p>
-        </w:tc>
-        <w:tc>
-          <w:tcPr>
-            <w:tcW w:type="dxa" w:w="1247"/>
-          </w:tcPr>
-          <w:p>
-            <w:r>
-              <w:rPr>
-                <w:b/>
-                <w:i w:val="0"/>
-                <w:sz w:val="16"/>
-              </w:rPr>
-              <w:t>S09</w:t>
-              <w:br/>
-            </w:r>
-            <w:r>
-              <w:rPr>
-                <w:b w:val="0"/>
-                <w:i w:val="0"/>
-                <w:color w:val="64748B"/>
-                <w:sz w:val="14"/>
-              </w:rPr>
-              <w:t>Dépenses non alimentaires</w:t>
-            </w:r>
-          </w:p>
-        </w:tc>
-        <w:tc>
-          <w:tcPr>
-            <w:tcW w:type="dxa" w:w="1531"/>
-          </w:tcPr>
-          <w:p>
-            <w:r>
-              <w:rPr>
-                <w:b/>
-                <w:i w:val="0"/>
-                <w:color w:val="16A34A"/>
-                <w:sz w:val="16"/>
-              </w:rPr>
-              <w:t>—</w:t>
-            </w:r>
-          </w:p>
-        </w:tc>
-        <w:tc>
-          <w:tcPr>
-            <w:tcW w:type="dxa" w:w="1191"/>
-          </w:tcPr>
-          <w:p>
-            <w:r>
-              <w:rPr>
-                <w:b w:val="0"/>
-                <w:i w:val="0"/>
-                <w:color w:val="64748B"/>
-                <w:sz w:val="16"/>
-              </w:rPr>
-              <w:t>GT-CQ</w:t>
-            </w:r>
-          </w:p>
-        </w:tc>
-        <w:tc>
-          <w:tcPr>
-            <w:tcW w:type="dxa" w:w="4706"/>
-          </w:tcPr>
-          <w:p>
-            <w:r>
-              <w:rPr>
-                <w:b w:val="0"/>
-                <w:i w:val="0"/>
-                <w:sz w:val="17"/>
-              </w:rPr>
-              <w:t>Attention ! La dépense du ménage de MAMADOU ALIOU DIALLO (3000 Fcfa) au cours de 12 derniers mois de Achat d’accessoires numériques (casque audio, écouteurs, haut-parleurs Bluetooth, etc.) pour usage personnel est relativement élevé.</w:t>
-            </w:r>
-          </w:p>
-        </w:tc>
-      </w:tr>
-      <w:tr>
-        <w:tc>
-          <w:tcPr>
-            <w:tcW w:type="dxa" w:w="964"/>
-          </w:tcPr>
-          <w:p>
-            <w:r>
-              <w:rPr>
-                <w:b/>
-                <w:i w:val="0"/>
-                <w:color w:val="EA580C"/>
-                <w:sz w:val="16"/>
-              </w:rPr>
-              <w:t>Moyenne</w:t>
-            </w:r>
-          </w:p>
-        </w:tc>
-        <w:tc>
-          <w:tcPr>
-            <w:tcW w:type="dxa" w:w="1247"/>
-          </w:tcPr>
-          <w:p>
-            <w:r>
-              <w:rPr>
-                <w:b/>
-                <w:i w:val="0"/>
-                <w:sz w:val="16"/>
-              </w:rPr>
-              <w:t>S09</w:t>
-              <w:br/>
-            </w:r>
-            <w:r>
-              <w:rPr>
-                <w:b w:val="0"/>
-                <w:i w:val="0"/>
-                <w:color w:val="64748B"/>
-                <w:sz w:val="14"/>
-              </w:rPr>
-              <w:t>Dépenses non alimentaires</w:t>
-            </w:r>
-          </w:p>
-        </w:tc>
-        <w:tc>
-          <w:tcPr>
-            <w:tcW w:type="dxa" w:w="1531"/>
-          </w:tcPr>
-          <w:p>
-            <w:r>
-              <w:rPr>
-                <w:b/>
-                <w:i w:val="0"/>
-                <w:color w:val="16A34A"/>
-                <w:sz w:val="16"/>
-              </w:rPr>
-              <w:t>—</w:t>
-            </w:r>
-          </w:p>
-        </w:tc>
-        <w:tc>
-          <w:tcPr>
-            <w:tcW w:type="dxa" w:w="1191"/>
-          </w:tcPr>
-          <w:p>
-            <w:r>
-              <w:rPr>
-                <w:b w:val="0"/>
-                <w:i w:val="0"/>
-                <w:color w:val="64748B"/>
-                <w:sz w:val="16"/>
-              </w:rPr>
-              <w:t>GT-CQ</w:t>
-            </w:r>
-          </w:p>
-        </w:tc>
-        <w:tc>
-          <w:tcPr>
-            <w:tcW w:type="dxa" w:w="4706"/>
-          </w:tcPr>
-          <w:p>
-            <w:r>
-              <w:rPr>
-                <w:b w:val="0"/>
-                <w:i w:val="0"/>
-                <w:sz w:val="17"/>
-              </w:rPr>
-              <w:t>Attention ! La dépense du ménage de MAMADOU ALIOU DIALLO (5000 Fcfa) au cours de 12 derniers mois de Pièces détachées de moyens de transport individuel: pneu, batterie, bougie, carburateur, etc est relativement élevé.</w:t>
-            </w:r>
-          </w:p>
-        </w:tc>
-      </w:tr>
-      <w:tr>
-        <w:tc>
-          <w:tcPr>
-            <w:tcW w:type="dxa" w:w="964"/>
-          </w:tcPr>
-          <w:p>
-            <w:r>
-              <w:rPr>
-                <w:b/>
-                <w:i w:val="0"/>
-                <w:color w:val="EA580C"/>
-                <w:sz w:val="16"/>
-              </w:rPr>
-              <w:t>Moyenne</w:t>
-            </w:r>
-          </w:p>
-        </w:tc>
-        <w:tc>
-          <w:tcPr>
-            <w:tcW w:type="dxa" w:w="1247"/>
-          </w:tcPr>
-          <w:p>
-            <w:r>
-              <w:rPr>
-                <w:b/>
-                <w:i w:val="0"/>
-                <w:sz w:val="16"/>
-              </w:rPr>
-              <w:t>S09</w:t>
-              <w:br/>
-            </w:r>
-            <w:r>
-              <w:rPr>
-                <w:b w:val="0"/>
-                <w:i w:val="0"/>
-                <w:color w:val="64748B"/>
-                <w:sz w:val="14"/>
-              </w:rPr>
-              <w:t>Dépenses non alimentaires</w:t>
-            </w:r>
-          </w:p>
-        </w:tc>
-        <w:tc>
-          <w:tcPr>
-            <w:tcW w:type="dxa" w:w="1531"/>
-          </w:tcPr>
-          <w:p>
-            <w:r>
-              <w:rPr>
-                <w:b/>
-                <w:i w:val="0"/>
-                <w:color w:val="16A34A"/>
-                <w:sz w:val="16"/>
-              </w:rPr>
-              <w:t>—</w:t>
-            </w:r>
-          </w:p>
-        </w:tc>
-        <w:tc>
-          <w:tcPr>
-            <w:tcW w:type="dxa" w:w="1191"/>
-          </w:tcPr>
-          <w:p>
-            <w:r>
-              <w:rPr>
-                <w:b w:val="0"/>
-                <w:i w:val="0"/>
-                <w:color w:val="64748B"/>
-                <w:sz w:val="16"/>
-              </w:rPr>
-              <w:t>GT-CQ</w:t>
-            </w:r>
-          </w:p>
-        </w:tc>
-        <w:tc>
-          <w:tcPr>
-            <w:tcW w:type="dxa" w:w="4706"/>
-          </w:tcPr>
-          <w:p>
-            <w:r>
-              <w:rPr>
-                <w:b w:val="0"/>
-                <w:i w:val="0"/>
-                <w:sz w:val="17"/>
-              </w:rPr>
-              <w:t>Attention ! La dépense du ménage de MAMADOU ALIOU DIALLO (6000 Fcfa) au cours de 12 derniers mois de Achat de montres, réveils, etc est relativement élevé.</w:t>
-            </w:r>
-          </w:p>
-        </w:tc>
-      </w:tr>
-      <w:tr>
-        <w:tc>
-          <w:tcPr>
-            <w:tcW w:type="dxa" w:w="964"/>
-          </w:tcPr>
-          <w:p>
-            <w:r>
-              <w:rPr>
-                <w:b/>
-                <w:i w:val="0"/>
-                <w:color w:val="EA580C"/>
-                <w:sz w:val="16"/>
-              </w:rPr>
-              <w:t>Moyenne</w:t>
-            </w:r>
-          </w:p>
-        </w:tc>
-        <w:tc>
-          <w:tcPr>
-            <w:tcW w:type="dxa" w:w="1247"/>
-          </w:tcPr>
-          <w:p>
-            <w:r>
-              <w:rPr>
-                <w:b/>
-                <w:i w:val="0"/>
-                <w:sz w:val="16"/>
-              </w:rPr>
-              <w:t>S09</w:t>
-              <w:br/>
-            </w:r>
-            <w:r>
-              <w:rPr>
-                <w:b w:val="0"/>
-                <w:i w:val="0"/>
-                <w:color w:val="64748B"/>
-                <w:sz w:val="14"/>
-              </w:rPr>
-              <w:t>Dépenses non alimentaires</w:t>
-            </w:r>
-          </w:p>
-        </w:tc>
-        <w:tc>
-          <w:tcPr>
-            <w:tcW w:type="dxa" w:w="1531"/>
-          </w:tcPr>
-          <w:p>
-            <w:r>
-              <w:rPr>
-                <w:b/>
-                <w:i w:val="0"/>
-                <w:color w:val="16A34A"/>
-                <w:sz w:val="16"/>
-              </w:rPr>
-              <w:t>—</w:t>
-            </w:r>
-          </w:p>
-        </w:tc>
-        <w:tc>
-          <w:tcPr>
-            <w:tcW w:type="dxa" w:w="1191"/>
-          </w:tcPr>
-          <w:p>
-            <w:r>
-              <w:rPr>
-                <w:b w:val="0"/>
-                <w:i w:val="0"/>
-                <w:color w:val="64748B"/>
-                <w:sz w:val="16"/>
-              </w:rPr>
-              <w:t>GT-CQ</w:t>
-            </w:r>
-          </w:p>
-        </w:tc>
-        <w:tc>
-          <w:tcPr>
-            <w:tcW w:type="dxa" w:w="4706"/>
-          </w:tcPr>
-          <w:p>
-            <w:r>
-              <w:rPr>
-                <w:b w:val="0"/>
-                <w:i w:val="0"/>
-                <w:sz w:val="17"/>
-              </w:rPr>
-              <w:t>Attention ! La dépense du ménage de MAMADOU ALIOU DIALLO (7500 Fcfa) au cours de 12 derniers mois de Achat d'une lampes (lampe électrique, lampe tempête, lampe torche, etc.) est relativement élevé.</w:t>
-            </w:r>
-          </w:p>
-        </w:tc>
-      </w:tr>
-      <w:tr>
-        <w:tc>
-          <w:tcPr>
-            <w:tcW w:type="dxa" w:w="964"/>
-          </w:tcPr>
-          <w:p>
-            <w:r>
-              <w:rPr>
-                <w:b/>
-                <w:i w:val="0"/>
-                <w:color w:val="EA580C"/>
-                <w:sz w:val="16"/>
-              </w:rPr>
-              <w:t>Moyenne</w:t>
-            </w:r>
-          </w:p>
-        </w:tc>
-        <w:tc>
-          <w:tcPr>
-            <w:tcW w:type="dxa" w:w="1247"/>
-          </w:tcPr>
-          <w:p>
-            <w:r>
-              <w:rPr>
-                <w:b/>
-                <w:i w:val="0"/>
-                <w:sz w:val="16"/>
-              </w:rPr>
-              <w:t>S10</w:t>
-              <w:br/>
-            </w:r>
-            <w:r>
-              <w:rPr>
-                <w:b w:val="0"/>
-                <w:i w:val="0"/>
-                <w:color w:val="64748B"/>
-                <w:sz w:val="14"/>
-              </w:rPr>
-              <w:t>Logement</w:t>
-            </w:r>
-          </w:p>
-        </w:tc>
-        <w:tc>
-          <w:tcPr>
-            <w:tcW w:type="dxa" w:w="1531"/>
-          </w:tcPr>
-          <w:p>
-            <w:r>
-              <w:rPr>
-                <w:b/>
-                <w:i w:val="0"/>
-                <w:color w:val="16A34A"/>
-                <w:sz w:val="16"/>
-              </w:rPr>
-              <w:t>s00q07a, s00q08, s00q10, s00q13_0, s00q15_0, s00q17_0, s00q23a, s00q23b</w:t>
-            </w:r>
-          </w:p>
-        </w:tc>
-        <w:tc>
-          <w:tcPr>
-            <w:tcW w:type="dxa" w:w="1191"/>
-          </w:tcPr>
-          <w:p>
-            <w:r>
-              <w:rPr>
-                <w:b w:val="0"/>
-                <w:i w:val="0"/>
-                <w:color w:val="64748B"/>
-                <w:sz w:val="16"/>
-              </w:rPr>
-              <w:t>GT-CQ</w:t>
-            </w:r>
-          </w:p>
-        </w:tc>
-        <w:tc>
-          <w:tcPr>
-            <w:tcW w:type="dxa" w:w="4706"/>
-          </w:tcPr>
-          <w:p>
-            <w:r>
-              <w:rPr>
-                <w:b w:val="0"/>
-                <w:i w:val="0"/>
-                <w:sz w:val="17"/>
-              </w:rPr>
-              <w:t>Le noms de l'entreprise entreprise 2(vente de charbon de bois) ne doit pas contenir de chiffre et doit être bien renseigné, prière de bien renseigné .</w:t>
+              <w:t>Le noms de l'entreprise entreprise 1(boutique) ne doit pas contenir de chiffre et doit être bien renseigné, prière de bien renseigné .</w:t>
             </w:r>
           </w:p>
         </w:tc>
